--- a/agreements/4. Letter of Offer to Rent.docx
+++ b/agreements/4. Letter of Offer to Rent.docx
@@ -751,6 +751,67 @@
         <w:spacing w:line="276" w:lineRule="auto"/>
       </w:pPr>
       <w:r>
+        <w:rPr>
+          <w:noProof/>
+        </w:rPr>
+        <w:drawing>
+          <wp:anchor distT="0" distB="0" distL="114300" distR="114300" simplePos="0" relativeHeight="251655168" behindDoc="1" locked="0" layoutInCell="1" allowOverlap="1" wp14:anchorId="2F23F4CD" wp14:editId="64F8B8B5">
+            <wp:simplePos x="0" y="0"/>
+            <wp:positionH relativeFrom="column">
+              <wp:posOffset>4392386</wp:posOffset>
+            </wp:positionH>
+            <wp:positionV relativeFrom="page">
+              <wp:posOffset>8817429</wp:posOffset>
+            </wp:positionV>
+            <wp:extent cx="1303020" cy="730250"/>
+            <wp:effectExtent l="0" t="0" r="0" b="0"/>
+            <wp:wrapNone/>
+            <wp:docPr id="263861726" name="Picture 1"/>
+            <wp:cNvGraphicFramePr>
+              <a:graphicFrameLocks xmlns:a="http://schemas.openxmlformats.org/drawingml/2006/main" noChangeAspect="1"/>
+            </wp:cNvGraphicFramePr>
+            <a:graphic xmlns:a="http://schemas.openxmlformats.org/drawingml/2006/main">
+              <a:graphicData uri="http://schemas.openxmlformats.org/drawingml/2006/picture">
+                <pic:pic xmlns:pic="http://schemas.openxmlformats.org/drawingml/2006/picture">
+                  <pic:nvPicPr>
+                    <pic:cNvPr id="263861726" name="Picture 1"/>
+                    <pic:cNvPicPr>
+                      <a:picLocks noChangeAspect="1"/>
+                    </pic:cNvPicPr>
+                  </pic:nvPicPr>
+                  <pic:blipFill>
+                    <a:blip r:embed="rId9" cstate="print">
+                      <a:extLst>
+                        <a:ext uri="{28A0092B-C50C-407E-A947-70E740481C1C}">
+                          <a14:useLocalDpi xmlns:a14="http://schemas.microsoft.com/office/drawing/2010/main" val="0"/>
+                        </a:ext>
+                      </a:extLst>
+                    </a:blip>
+                    <a:srcRect/>
+                    <a:stretch>
+                      <a:fillRect/>
+                    </a:stretch>
+                  </pic:blipFill>
+                  <pic:spPr bwMode="auto">
+                    <a:xfrm>
+                      <a:off x="0" y="0"/>
+                      <a:ext cx="1303020" cy="730250"/>
+                    </a:xfrm>
+                    <a:prstGeom prst="rect">
+                      <a:avLst/>
+                    </a:prstGeom>
+                    <a:noFill/>
+                    <a:ln>
+                      <a:noFill/>
+                    </a:ln>
+                  </pic:spPr>
+                </pic:pic>
+              </a:graphicData>
+            </a:graphic>
+          </wp:anchor>
+        </w:drawing>
+      </w:r>
+      <w:r>
         <w:br w:type="page"/>
       </w:r>
     </w:p>
@@ -991,7 +1052,7 @@
                 <w:lang w:eastAsia="zh-CN"/>
               </w:rPr>
               <w:drawing>
-                <wp:inline distT="0" distB="0" distL="0" distR="0" wp14:anchorId="352C96AF" wp14:editId="41C1DC92">
+                <wp:inline distT="0" distB="0" distL="0" distR="0" wp14:anchorId="352C96AF" wp14:editId="769246F2">
                   <wp:extent cx="1632857" cy="915146"/>
                   <wp:effectExtent l="0" t="0" r="0" b="0"/>
                   <wp:docPr id="2095752418" name="Picture 4"/>
@@ -1008,7 +1069,7 @@
                           </pic:cNvPicPr>
                         </pic:nvPicPr>
                         <pic:blipFill>
-                          <a:blip r:embed="rId9">
+                          <a:blip r:embed="rId10">
                             <a:extLst>
                               <a:ext uri="{28A0092B-C50C-407E-A947-70E740481C1C}">
                                 <a14:useLocalDpi xmlns:a14="http://schemas.microsoft.com/office/drawing/2010/main" val="0"/>
@@ -1064,7 +1125,7 @@
                           </pic:cNvPicPr>
                         </pic:nvPicPr>
                         <pic:blipFill>
-                          <a:blip r:embed="rId10">
+                          <a:blip r:embed="rId11">
                             <a:extLst>
                               <a:ext uri="{28A0092B-C50C-407E-A947-70E740481C1C}">
                                 <a14:useLocalDpi xmlns:a14="http://schemas.microsoft.com/office/drawing/2010/main" val="0"/>
@@ -1189,7 +1250,21 @@
               <w:rPr>
                 <w:sz w:val="18"/>
               </w:rPr>
-              <w:t>Registration No.: {{company.registration}}</w:t>
+              <w:t>Registration No</w:t>
+            </w:r>
+            <w:proofErr w:type="gramStart"/>
+            <w:r>
+              <w:rPr>
+                <w:sz w:val="18"/>
+              </w:rPr>
+              <w:t>.: {{company.registration</w:t>
+            </w:r>
+            <w:proofErr w:type="gramEnd"/>
+            <w:r>
+              <w:rPr>
+                <w:sz w:val="18"/>
+              </w:rPr>
+              <w:t>}}</w:t>
             </w:r>
             <w:bookmarkEnd w:id="20"/>
           </w:p>
@@ -1327,13 +1402,74 @@
             <w:jc w:val="both"/>
           </w:pPr>
           <w:r>
+            <w:rPr>
+              <w:noProof/>
+            </w:rPr>
+            <w:drawing>
+              <wp:anchor distT="0" distB="0" distL="114300" distR="114300" simplePos="0" relativeHeight="251666432" behindDoc="1" locked="0" layoutInCell="1" allowOverlap="1" wp14:anchorId="67809B0C" wp14:editId="0672B804">
+                <wp:simplePos x="0" y="0"/>
+                <wp:positionH relativeFrom="column">
+                  <wp:posOffset>4648200</wp:posOffset>
+                </wp:positionH>
+                <wp:positionV relativeFrom="page">
+                  <wp:posOffset>8512629</wp:posOffset>
+                </wp:positionV>
+                <wp:extent cx="1303020" cy="730250"/>
+                <wp:effectExtent l="0" t="0" r="0" b="0"/>
+                <wp:wrapNone/>
+                <wp:docPr id="739353942" name="Picture 1"/>
+                <wp:cNvGraphicFramePr>
+                  <a:graphicFrameLocks xmlns:a="http://schemas.openxmlformats.org/drawingml/2006/main" noChangeAspect="1"/>
+                </wp:cNvGraphicFramePr>
+                <a:graphic xmlns:a="http://schemas.openxmlformats.org/drawingml/2006/main">
+                  <a:graphicData uri="http://schemas.openxmlformats.org/drawingml/2006/picture">
+                    <pic:pic xmlns:pic="http://schemas.openxmlformats.org/drawingml/2006/picture">
+                      <pic:nvPicPr>
+                        <pic:cNvPr id="263861726" name="Picture 1"/>
+                        <pic:cNvPicPr>
+                          <a:picLocks noChangeAspect="1"/>
+                        </pic:cNvPicPr>
+                      </pic:nvPicPr>
+                      <pic:blipFill>
+                        <a:blip r:embed="rId9" cstate="print">
+                          <a:extLst>
+                            <a:ext uri="{28A0092B-C50C-407E-A947-70E740481C1C}">
+                              <a14:useLocalDpi xmlns:a14="http://schemas.microsoft.com/office/drawing/2010/main" val="0"/>
+                            </a:ext>
+                          </a:extLst>
+                        </a:blip>
+                        <a:srcRect/>
+                        <a:stretch>
+                          <a:fillRect/>
+                        </a:stretch>
+                      </pic:blipFill>
+                      <pic:spPr bwMode="auto">
+                        <a:xfrm>
+                          <a:off x="0" y="0"/>
+                          <a:ext cx="1303020" cy="730250"/>
+                        </a:xfrm>
+                        <a:prstGeom prst="rect">
+                          <a:avLst/>
+                        </a:prstGeom>
+                        <a:noFill/>
+                        <a:ln>
+                          <a:noFill/>
+                        </a:ln>
+                      </pic:spPr>
+                    </pic:pic>
+                  </a:graphicData>
+                </a:graphic>
+              </wp:anchor>
+            </w:drawing>
+          </w:r>
+          <w:r>
             <w:t>3. I/We further agree to indemnify you against any losses, damages, claims, costs and expenses suffered or incurred by you including costs on solicitors and client basis in connection with and arising from my/our refusal to furnish the Requested Document to you.</w:t>
           </w:r>
         </w:p>
       </w:sdtContent>
     </w:sdt>
     <w:sectPr>
-      <w:footerReference w:type="default" r:id="rId11"/>
+      <w:footerReference w:type="default" r:id="rId12"/>
       <w:pgSz w:w="12240" w:h="15840"/>
       <w:pgMar w:top="1300" w:right="1440" w:bottom="1200" w:left="1440" w:header="720" w:footer="720" w:gutter="0"/>
       <w:cols w:space="720"/>

--- a/agreements/4. Letter of Offer to Rent.docx
+++ b/agreements/4. Letter of Offer to Rent.docx
@@ -2,139 +2,227 @@
 <file path=word/document.xml><?xml version="1.0" encoding="utf-8"?>
 <w:document xmlns:wpc="http://schemas.microsoft.com/office/word/2010/wordprocessingCanvas" xmlns:cx="http://schemas.microsoft.com/office/drawing/2014/chartex" xmlns:cx1="http://schemas.microsoft.com/office/drawing/2015/9/8/chartex" xmlns:cx2="http://schemas.microsoft.com/office/drawing/2015/10/21/chartex" xmlns:cx3="http://schemas.microsoft.com/office/drawing/2016/5/9/chartex" xmlns:cx4="http://schemas.microsoft.com/office/drawing/2016/5/10/chartex" xmlns:cx5="http://schemas.microsoft.com/office/drawing/2016/5/11/chartex" xmlns:cx6="http://schemas.microsoft.com/office/drawing/2016/5/12/chartex" xmlns:cx7="http://schemas.microsoft.com/office/drawing/2016/5/13/chartex" xmlns:cx8="http://schemas.microsoft.com/office/drawing/2016/5/14/chartex" xmlns:mc="http://schemas.openxmlformats.org/markup-compatibility/2006" xmlns:aink="http://schemas.microsoft.com/office/drawing/2016/ink" xmlns:am3d="http://schemas.microsoft.com/office/drawing/2017/model3d" xmlns:o="urn:schemas-microsoft-com:office:office" xmlns:oel="http://schemas.microsoft.com/office/2019/extlst" xmlns:r="http://schemas.openxmlformats.org/officeDocument/2006/relationships" xmlns:m="http://schemas.openxmlformats.org/officeDocument/2006/math" xmlns:v="urn:schemas-microsoft-com:vml" xmlns:wp14="http://schemas.microsoft.com/office/word/2010/wordprocessingDrawing" xmlns:wp="http://schemas.openxmlformats.org/drawingml/2006/wordprocessingDrawing" xmlns:w10="urn:schemas-microsoft-com:office:word" xmlns:w="http://schemas.openxmlformats.org/wordprocessingml/2006/main" xmlns:w14="http://schemas.microsoft.com/office/word/2010/wordml" xmlns:w15="http://schemas.microsoft.com/office/word/2012/wordml" xmlns:w16cex="http://schemas.microsoft.com/office/word/2018/wordml/cex" xmlns:w16cid="http://schemas.microsoft.com/office/word/2016/wordml/cid" xmlns:w16="http://schemas.microsoft.com/office/word/2018/wordml" xmlns:w16du="http://schemas.microsoft.com/office/word/2023/wordml/word16du" xmlns:w16sdtdh="http://schemas.microsoft.com/office/word/2020/wordml/sdtdatahash" xmlns:w16sdtfl="http://schemas.microsoft.com/office/word/2024/wordml/sdtformatlock" xmlns:w16se="http://schemas.microsoft.com/office/word/2015/wordml/symex" xmlns:wpg="http://schemas.microsoft.com/office/word/2010/wordprocessingGroup" xmlns:wpi="http://schemas.microsoft.com/office/word/2010/wordprocessingInk" xmlns:wne="http://schemas.microsoft.com/office/word/2006/wordml" xmlns:wps="http://schemas.microsoft.com/office/word/2010/wordprocessingShape" mc:Ignorable="w14 w15 w16se w16cid w16 w16cex w16sdtdh w16sdtfl w16du wp14">
   <w:body>
-    <w:p>
-      <w:pPr>
-        <w:widowControl w:val="0"/>
-        <w:spacing w:after="200" w:line="276" w:lineRule="auto"/>
-        <w:jc w:val="center"/>
-      </w:pPr>
-      <w:r>
-        <w:rPr>
-          <w:noProof/>
-        </w:rPr>
-        <w:drawing>
-          <wp:inline distT="0" distB="0" distL="0" distR="0" wp14:anchorId="5CA00470" wp14:editId="01D7218C">
-            <wp:extent cx="889000" cy="762000"/>
-            <wp:effectExtent l="0" t="0" r="0" b="0"/>
-            <wp:docPr id="1" name="Picture 1"/>
-            <wp:cNvGraphicFramePr>
-              <a:graphicFrameLocks xmlns:a="http://schemas.openxmlformats.org/drawingml/2006/main" noChangeAspect="1"/>
-            </wp:cNvGraphicFramePr>
-            <a:graphic xmlns:a="http://schemas.openxmlformats.org/drawingml/2006/main">
-              <a:graphicData uri="http://schemas.openxmlformats.org/drawingml/2006/picture">
-                <pic:pic xmlns:pic="http://schemas.openxmlformats.org/drawingml/2006/picture">
-                  <pic:nvPicPr>
-                    <pic:cNvPr id="0" name="business_card.jpg"/>
-                    <pic:cNvPicPr/>
-                  </pic:nvPicPr>
-                  <pic:blipFill>
-                    <a:blip r:embed="rId8"/>
-                    <a:srcRect l="67619" t="16667" r="6190" b="44167"/>
-                    <a:stretch>
-                      <a:fillRect/>
-                    </a:stretch>
-                  </pic:blipFill>
-                  <pic:spPr>
-                    <a:xfrm>
-                      <a:off x="0" y="0"/>
-                      <a:ext cx="889000" cy="762000"/>
-                    </a:xfrm>
-                    <a:prstGeom prst="rect">
-                      <a:avLst/>
-                    </a:prstGeom>
-                  </pic:spPr>
-                </pic:pic>
-              </a:graphicData>
-            </a:graphic>
-          </wp:inline>
-        </w:drawing>
-      </w:r>
-    </w:p>
-    <w:p>
-      <w:pPr>
-        <w:widowControl w:val="0"/>
-        <w:spacing w:after="40" w:line="276" w:lineRule="auto"/>
-        <w:jc w:val="center"/>
-      </w:pPr>
-      <w:bookmarkStart w:id="0" w:name="OfferSlot_1_L1"/>
-      <w:r>
-        <w:rPr>
-          <w:b/>
-          <w:sz w:val="22"/>
-        </w:rPr>
-        <w:t>{{company.name}}</w:t>
-      </w:r>
-      <w:bookmarkEnd w:id="0"/>
-    </w:p>
-    <w:p>
-      <w:pPr>
-        <w:widowControl w:val="0"/>
-        <w:spacing w:after="40" w:line="276" w:lineRule="auto"/>
-        <w:jc w:val="center"/>
-      </w:pPr>
-      <w:bookmarkStart w:id="1" w:name="OfferSlot_2_L1"/>
-      <w:r>
-        <w:rPr>
-          <w:b/>
-          <w:sz w:val="24"/>
-        </w:rPr>
-        <w:t>{{company.registration}}</w:t>
-      </w:r>
-      <w:bookmarkEnd w:id="1"/>
-    </w:p>
-    <w:p>
-      <w:pPr>
-        <w:widowControl w:val="0"/>
-        <w:spacing w:after="40" w:line="276" w:lineRule="auto"/>
-        <w:jc w:val="center"/>
-      </w:pPr>
-      <w:bookmarkStart w:id="2" w:name="OfferSlot_3_L1"/>
-      <w:r>
-        <w:rPr>
-          <w:b/>
-        </w:rPr>
-        <w:t>{{company.address}}</w:t>
-      </w:r>
-      <w:bookmarkEnd w:id="2"/>
-    </w:p>
+    <w:tbl>
+      <w:tblPr>
+        <w:tblStyle w:val="TableGrid1"/>
+        <w:tblW w:w="0" w:type="auto"/>
+        <w:tblInd w:w="0" w:type="dxa"/>
+        <w:tblLook w:val="04A0" w:firstRow="1" w:lastRow="0" w:firstColumn="1" w:lastColumn="0" w:noHBand="0" w:noVBand="1"/>
+      </w:tblPr>
+      <w:tblGrid>
+        <w:gridCol w:w="4760"/>
+        <w:gridCol w:w="4816"/>
+      </w:tblGrid>
+      <w:tr>
+        <w:trPr>
+          <w:trHeight w:val="900"/>
+        </w:trPr>
+        <w:tc>
+          <w:tcPr>
+            <w:tcW w:w="4968" w:type="dxa"/>
+            <w:tcBorders>
+              <w:top w:val="nil"/>
+              <w:left w:val="nil"/>
+              <w:bottom w:val="nil"/>
+              <w:right w:val="nil"/>
+            </w:tcBorders>
+            <w:hideMark/>
+          </w:tcPr>
+          <w:p>
+            <w:pPr>
+              <w:spacing w:after="200" w:line="240" w:lineRule="auto"/>
+              <w:jc w:val="right"/>
+              <w:rPr>
+                <w:rFonts w:ascii="SimSun" w:hAnsi="SimSun" w:cs="SimSun"/>
+                <w:sz w:val="22"/>
+              </w:rPr>
+            </w:pPr>
+            <w:bookmarkStart w:id="0" w:name="OfferSlot_5_L1"/>
+            <w:r>
+              <w:rPr>
+                <w:rFonts w:ascii="SimSun" w:hAnsi="SimSun" w:cs="SimSun"/>
+                <w:noProof/>
+                <w:sz w:val="22"/>
+              </w:rPr>
+              <w:drawing>
+                <wp:inline distT="0" distB="0" distL="0" distR="0" wp14:anchorId="7D0CC8E2" wp14:editId="6E838660">
+                  <wp:extent cx="506095" cy="440690"/>
+                  <wp:effectExtent l="0" t="0" r="8255" b="0"/>
+                  <wp:docPr id="3" name="Picture 906555684"/>
+                  <wp:cNvGraphicFramePr>
+                    <a:graphicFrameLocks xmlns:a="http://schemas.openxmlformats.org/drawingml/2006/main" noChangeAspect="1"/>
+                  </wp:cNvGraphicFramePr>
+                  <a:graphic xmlns:a="http://schemas.openxmlformats.org/drawingml/2006/main">
+                    <a:graphicData uri="http://schemas.openxmlformats.org/drawingml/2006/picture">
+                      <pic:pic xmlns:pic="http://schemas.openxmlformats.org/drawingml/2006/picture">
+                        <pic:nvPicPr>
+                          <pic:cNvPr id="0" name="Picture 906555684"/>
+                          <pic:cNvPicPr>
+                            <a:picLocks noChangeAspect="1" noChangeArrowheads="1"/>
+                          </pic:cNvPicPr>
+                        </pic:nvPicPr>
+                        <pic:blipFill>
+                          <a:blip r:embed="rId8">
+                            <a:extLst>
+                              <a:ext uri="{28A0092B-C50C-407E-A947-70E740481C1C}">
+                                <a14:useLocalDpi xmlns:a14="http://schemas.microsoft.com/office/drawing/2010/main" val="0"/>
+                              </a:ext>
+                            </a:extLst>
+                          </a:blip>
+                          <a:srcRect l="67619" t="16667" r="6190" b="44167"/>
+                          <a:stretch>
+                            <a:fillRect/>
+                          </a:stretch>
+                        </pic:blipFill>
+                        <pic:spPr bwMode="auto">
+                          <a:xfrm>
+                            <a:off x="0" y="0"/>
+                            <a:ext cx="506095" cy="440690"/>
+                          </a:xfrm>
+                          <a:prstGeom prst="rect">
+                            <a:avLst/>
+                          </a:prstGeom>
+                          <a:noFill/>
+                          <a:ln>
+                            <a:noFill/>
+                          </a:ln>
+                        </pic:spPr>
+                      </pic:pic>
+                    </a:graphicData>
+                  </a:graphic>
+                </wp:inline>
+              </w:drawing>
+            </w:r>
+          </w:p>
+        </w:tc>
+        <w:tc>
+          <w:tcPr>
+            <w:tcW w:w="4968" w:type="dxa"/>
+            <w:tcBorders>
+              <w:top w:val="nil"/>
+              <w:left w:val="nil"/>
+              <w:bottom w:val="nil"/>
+              <w:right w:val="nil"/>
+            </w:tcBorders>
+            <w:hideMark/>
+          </w:tcPr>
+          <w:p>
+            <w:pPr>
+              <w:spacing w:after="40" w:line="240" w:lineRule="auto"/>
+              <w:rPr>
+                <w:rFonts w:ascii="SimSun" w:hAnsi="SimSun" w:cs="SimSun"/>
+                <w:sz w:val="16"/>
+                <w:szCs w:val="16"/>
+              </w:rPr>
+            </w:pPr>
+            <w:bookmarkStart w:id="29" w:name="OfferSlot_100_L1"/>
+            <w:bookmarkStart w:id="1" w:name="NNF_188_9720_272_22_1_S"/>
+            <w:bookmarkStart w:id="2" w:name="NestHeader_name"/>
+            <w:r>
+              <w:rPr>
+                <w:rFonts w:ascii="Arial" w:hAnsi="Arial" w:cs="SimSun"/>
+                <w:b/>
+                <w:sz w:val="16"/>
+                <w:szCs w:val="16"/>
+              </w:rPr>
+              <w:t>{{company.name}}</w:t>
+            </w:r>
+            <w:bookmarkEnd w:id="1"/>
+            <w:bookmarkEnd w:id="2"/>
+            <w:bookmarkEnd w:id="29"/>
+          </w:p>
+          <w:p>
+            <w:pPr>
+              <w:spacing w:after="40" w:line="240" w:lineRule="auto"/>
+              <w:rPr>
+                <w:rFonts w:ascii="SimSun" w:hAnsi="SimSun" w:cs="SimSun"/>
+                <w:sz w:val="14"/>
+                <w:szCs w:val="14"/>
+              </w:rPr>
+            </w:pPr>
+            <w:bookmarkStart w:id="30" w:name="OfferSlot_101_L1"/>
+            <w:bookmarkStart w:id="3" w:name="NNF_189_9720_294_24_1_S"/>
+            <w:bookmarkStart w:id="4" w:name="NestHeader_registration"/>
+            <w:r>
+              <w:rPr>
+                <w:rFonts w:ascii="Arial" w:hAnsi="Arial" w:cs="SimSun"/>
+                <w:b/>
+                <w:sz w:val="16"/>
+                <w:szCs w:val="14"/>
+              </w:rPr>
+              <w:t>{{company.registration}}</w:t>
+            </w:r>
+            <w:bookmarkEnd w:id="3"/>
+            <w:bookmarkEnd w:id="4"/>
+            <w:bookmarkEnd w:id="30"/>
+          </w:p>
+          <w:p>
+            <w:pPr>
+              <w:spacing w:after="40" w:line="240" w:lineRule="auto"/>
+              <w:rPr>
+                <w:rFonts w:ascii="SimSun" w:hAnsi="SimSun" w:cs="SimSun"/>
+                <w:sz w:val="16"/>
+                <w:szCs w:val="16"/>
+              </w:rPr>
+            </w:pPr>
+            <w:bookmarkStart w:id="31" w:name="OfferSlot_102_L1"/>
+            <w:bookmarkStart w:id="5" w:name="NNF_190_9720_260_21_1_T"/>
+            <w:bookmarkStart w:id="6" w:name="NestHeader_address"/>
+            <w:r>
+              <w:rPr>
+                <w:rFonts w:cs="SimSun"/>
+                <w:b/>
+                <w:sz w:val="16"/>
+                <w:szCs w:val="16"/>
+              </w:rPr>
+              <w:t>{{company.address}}</w:t>
+            </w:r>
+            <w:bookmarkEnd w:id="5"/>
+            <w:bookmarkEnd w:id="6"/>
+            <w:bookmarkEnd w:id="31"/>
+          </w:p>
+          <w:p>
+            <w:pPr>
+              <w:spacing w:after="40" w:line="240" w:lineRule="auto"/>
+              <w:rPr>
+                <w:rFonts w:ascii="SimSun" w:hAnsi="SimSun" w:cs="SimSun"/>
+                <w:sz w:val="16"/>
+                <w:szCs w:val="16"/>
+              </w:rPr>
+            </w:pPr>
+            <w:bookmarkStart w:id="32" w:name="OfferSlot_103_L1"/>
+            <w:bookmarkStart w:id="7" w:name="NNF_191_9720_281_23_1_T"/>
+            <w:bookmarkStart w:id="8" w:name="NestHeader_phone"/>
+            <w:r>
+              <w:rPr>
+                <w:rFonts w:cs="SimSun"/>
+                <w:b/>
+                <w:sz w:val="16"/>
+                <w:szCs w:val="14"/>
+              </w:rPr>
+              <w:t>TEL NO.: {{company.phone}}</w:t>
+            </w:r>
+            <w:bookmarkEnd w:id="7"/>
+            <w:bookmarkEnd w:id="8"/>
+            <w:bookmarkEnd w:id="32"/>
+          </w:p>
+        </w:tc>
+      </w:tr>
+    </w:tbl>
     <w:p>
       <w:pPr>
         <w:widowControl w:val="0"/>
         <w:pBdr>
-          <w:bottom w:val="single" w:sz="4" w:space="5" w:color="auto"/>
+          <w:bottom w:val="single" w:sz="4" w:space="1" w:color="000000"/>
         </w:pBdr>
-        <w:spacing w:after="40" w:line="276" w:lineRule="auto"/>
-        <w:jc w:val="center"/>
+        <w:autoSpaceDE w:val="0"/>
+        <w:autoSpaceDN w:val="0"/>
+        <w:spacing w:after="240" w:line="20" w:lineRule="exact"/>
         <w:rPr>
-          <w:rFonts w:eastAsia="SimSun"/>
-          <w:lang w:eastAsia="zh-CN"/>
+          <w:rFonts w:ascii="SimSun" w:eastAsia="SimSun" w:hAnsi="SimSun" w:cs="SimSun"/>
+          <w:sz w:val="22"/>
         </w:rPr>
       </w:pPr>
-      <w:bookmarkStart w:id="3" w:name="OfferSlot_4_L1"/>
-      <w:r>
-        <w:rPr>
-          <w:b/>
-          <w:sz w:val="23"/>
-        </w:rPr>
-        <w:t>TEL NO</w:t>
-      </w:r>
-      <w:proofErr w:type="gramStart"/>
-      <w:r>
-        <w:rPr>
-          <w:b/>
-          <w:sz w:val="23"/>
-        </w:rPr>
-        <w:t>.: {{company.phone</w:t>
-      </w:r>
-      <w:proofErr w:type="gramEnd"/>
-      <w:r>
-        <w:rPr>
-          <w:b/>
-          <w:sz w:val="23"/>
-        </w:rPr>
-        <w:t>}}</w:t>
-      </w:r>
-      <w:bookmarkEnd w:id="3"/>
     </w:p>
     <w:p>
       <w:pPr>
@@ -146,28 +234,15 @@
           <w:lang w:eastAsia="zh-CN"/>
         </w:rPr>
       </w:pPr>
-      <w:bookmarkStart w:id="4" w:name="OfferSlot_5_L1"/>
+      <w:bookmarkStart w:id="33" w:name="OfferSlot_104_L1"/>
       <w:r>
         <w:rPr>
           <w:sz w:val="20"/>
         </w:rPr>
-        <w:t xml:space="preserve">Invoice </w:t>
+        <w:t>Invoice Number: {{reference}}</w:t>
       </w:r>
-      <w:proofErr w:type="gramStart"/>
-      <w:r>
-        <w:rPr>
-          <w:sz w:val="20"/>
-        </w:rPr>
-        <w:t>Number: {{</w:t>
-      </w:r>
-      <w:proofErr w:type="gramEnd"/>
-      <w:r>
-        <w:rPr>
-          <w:sz w:val="20"/>
-        </w:rPr>
-        <w:t>reference}}</w:t>
-      </w:r>
-      <w:bookmarkEnd w:id="4"/>
+      <w:bookmarkEnd w:id="0"/>
+      <w:bookmarkEnd w:id="33"/>
     </w:p>
     <w:p>
       <w:pPr>
@@ -201,14 +276,14 @@
         <w:widowControl w:val="0"/>
         <w:spacing w:line="276" w:lineRule="auto"/>
       </w:pPr>
-      <w:bookmarkStart w:id="5" w:name="OfferSlot_6_L2"/>
+      <w:bookmarkStart w:id="9" w:name="OfferSlot_6_L2"/>
       <w:r>
         <w:rPr>
           <w:sz w:val="19"/>
         </w:rPr>
         <w:t>I/We, {{tenant_name}} (IC/Passport No.: {{tenant_id}}), hereby offer to rent the premises stated below on an “as is where is basis”, subject to the Terms and Conditions contained in this Letter of Offer.</w:t>
       </w:r>
-      <w:bookmarkEnd w:id="5"/>
+      <w:bookmarkEnd w:id="9"/>
     </w:p>
     <w:p>
       <w:pPr>
@@ -266,14 +341,14 @@
               <w:widowControl w:val="0"/>
               <w:spacing w:before="20" w:after="20" w:line="276" w:lineRule="auto"/>
             </w:pPr>
-            <w:bookmarkStart w:id="6" w:name="OfferSlot_7_L1"/>
+            <w:bookmarkStart w:id="10" w:name="OfferSlot_7_L1"/>
             <w:r>
               <w:rPr>
                 <w:sz w:val="19"/>
               </w:rPr>
               <w:t>{{property}}</w:t>
             </w:r>
-            <w:bookmarkEnd w:id="6"/>
+            <w:bookmarkEnd w:id="10"/>
           </w:p>
         </w:tc>
       </w:tr>
@@ -304,14 +379,14 @@
               <w:widowControl w:val="0"/>
               <w:spacing w:before="20" w:after="20" w:line="276" w:lineRule="auto"/>
             </w:pPr>
-            <w:bookmarkStart w:id="7" w:name="OfferSlot_8_L1"/>
+            <w:bookmarkStart w:id="11" w:name="OfferSlot_8_L1"/>
             <w:r>
               <w:rPr>
                 <w:sz w:val="19"/>
               </w:rPr>
               <w:t>{{room}}</w:t>
             </w:r>
-            <w:bookmarkEnd w:id="7"/>
+            <w:bookmarkEnd w:id="11"/>
           </w:p>
         </w:tc>
       </w:tr>
@@ -342,14 +417,14 @@
               <w:widowControl w:val="0"/>
               <w:spacing w:before="20" w:after="20" w:line="276" w:lineRule="auto"/>
             </w:pPr>
-            <w:bookmarkStart w:id="8" w:name="OfferSlot_9_L1"/>
+            <w:bookmarkStart w:id="12" w:name="OfferSlot_9_L1"/>
             <w:r>
               <w:rPr>
                 <w:sz w:val="19"/>
               </w:rPr>
               <w:t>{{rent}}</w:t>
             </w:r>
-            <w:bookmarkEnd w:id="8"/>
+            <w:bookmarkEnd w:id="12"/>
           </w:p>
         </w:tc>
       </w:tr>
@@ -380,14 +455,14 @@
               <w:widowControl w:val="0"/>
               <w:spacing w:before="20" w:after="20" w:line="276" w:lineRule="auto"/>
             </w:pPr>
-            <w:bookmarkStart w:id="9" w:name="OfferSlot_10_L1"/>
+            <w:bookmarkStart w:id="13" w:name="OfferSlot_10_L1"/>
             <w:r>
               <w:rPr>
                 <w:sz w:val="19"/>
               </w:rPr>
               <w:t>{{start_date}}</w:t>
             </w:r>
-            <w:bookmarkEnd w:id="9"/>
+            <w:bookmarkEnd w:id="13"/>
           </w:p>
         </w:tc>
       </w:tr>
@@ -418,14 +493,14 @@
               <w:widowControl w:val="0"/>
               <w:spacing w:before="20" w:after="20" w:line="276" w:lineRule="auto"/>
             </w:pPr>
-            <w:bookmarkStart w:id="10" w:name="OfferSlot_11_L1"/>
+            <w:bookmarkStart w:id="14" w:name="OfferSlot_11_L1"/>
             <w:r>
               <w:rPr>
                 <w:sz w:val="19"/>
               </w:rPr>
               <w:t>{{tenure}}</w:t>
             </w:r>
-            <w:bookmarkEnd w:id="10"/>
+            <w:bookmarkEnd w:id="14"/>
           </w:p>
         </w:tc>
       </w:tr>
@@ -456,14 +531,14 @@
               <w:widowControl w:val="0"/>
               <w:spacing w:before="20" w:after="20" w:line="276" w:lineRule="auto"/>
             </w:pPr>
-            <w:bookmarkStart w:id="11" w:name="OfferSlot_12_L1"/>
+            <w:bookmarkStart w:id="15" w:name="OfferSlot_12_L1"/>
             <w:r>
               <w:rPr>
                 <w:sz w:val="19"/>
               </w:rPr>
               <w:t>{{security_deposit}}</w:t>
             </w:r>
-            <w:bookmarkEnd w:id="11"/>
+            <w:bookmarkEnd w:id="15"/>
           </w:p>
         </w:tc>
       </w:tr>
@@ -508,14 +583,14 @@
               <w:widowControl w:val="0"/>
               <w:spacing w:before="20" w:after="20" w:line="276" w:lineRule="auto"/>
             </w:pPr>
-            <w:bookmarkStart w:id="12" w:name="OfferSlot_13_L1"/>
+            <w:bookmarkStart w:id="16" w:name="OfferSlot_13_L1"/>
             <w:r>
               <w:rPr>
                 <w:sz w:val="19"/>
               </w:rPr>
               <w:t>{{advance_rent}}</w:t>
             </w:r>
-            <w:bookmarkEnd w:id="12"/>
+            <w:bookmarkEnd w:id="16"/>
           </w:p>
         </w:tc>
       </w:tr>
@@ -546,14 +621,14 @@
               <w:widowControl w:val="0"/>
               <w:spacing w:before="20" w:after="20" w:line="276" w:lineRule="auto"/>
             </w:pPr>
-            <w:bookmarkStart w:id="13" w:name="OfferSlot_14_L1"/>
+            <w:bookmarkStart w:id="17" w:name="OfferSlot_14_L1"/>
             <w:r>
               <w:rPr>
                 <w:sz w:val="19"/>
               </w:rPr>
               <w:t>{{access_deposit}}</w:t>
             </w:r>
-            <w:bookmarkEnd w:id="13"/>
+            <w:bookmarkEnd w:id="17"/>
           </w:p>
         </w:tc>
       </w:tr>
@@ -584,14 +659,14 @@
               <w:widowControl w:val="0"/>
               <w:spacing w:before="20" w:after="20" w:line="276" w:lineRule="auto"/>
             </w:pPr>
-            <w:bookmarkStart w:id="14" w:name="OfferSlot_15_L1"/>
+            <w:bookmarkStart w:id="18" w:name="OfferSlot_15_L1"/>
             <w:r>
               <w:rPr>
                 <w:sz w:val="19"/>
               </w:rPr>
               <w:t>{{agreement_fee}}</w:t>
             </w:r>
-            <w:bookmarkEnd w:id="14"/>
+            <w:bookmarkEnd w:id="18"/>
           </w:p>
         </w:tc>
       </w:tr>
@@ -623,7 +698,7 @@
               <w:widowControl w:val="0"/>
               <w:spacing w:before="20" w:after="20" w:line="276" w:lineRule="auto"/>
             </w:pPr>
-            <w:bookmarkStart w:id="15" w:name="OfferSlot_16_L1"/>
+            <w:bookmarkStart w:id="19" w:name="OfferSlot_16_L1"/>
             <w:r>
               <w:rPr>
                 <w:b/>
@@ -631,7 +706,7 @@
               </w:rPr>
               <w:t>{{total}}</w:t>
             </w:r>
-            <w:bookmarkEnd w:id="15"/>
+            <w:bookmarkEnd w:id="19"/>
           </w:p>
         </w:tc>
       </w:tr>
@@ -681,11 +756,11 @@
         <w:spacing w:line="276" w:lineRule="auto"/>
         <w:jc w:val="both"/>
       </w:pPr>
-      <w:bookmarkStart w:id="16" w:name="OfferSlot_17_L3"/>
+      <w:bookmarkStart w:id="20" w:name="OfferSlot_17_L3"/>
       <w:r>
         <w:t>The Tenant agrees to pay a booking fee equivalent to one (1) month’s rental/security deposit to {{company.name}} (“N&amp;N”). The booking fee shall become part of the security deposit upon execution of the Tenancy Agreement.</w:t>
       </w:r>
-      <w:bookmarkEnd w:id="16"/>
+      <w:bookmarkEnd w:id="20"/>
     </w:p>
     <w:p>
       <w:pPr>
@@ -725,15 +800,7 @@
         </w:rPr>
       </w:pPr>
       <w:r>
-        <w:t xml:space="preserve">(b) the Tenant fails to take possession of the premises within seven (7) days </w:t>
-      </w:r>
-      <w:proofErr w:type="gramStart"/>
-      <w:r>
-        <w:t>from</w:t>
-      </w:r>
-      <w:proofErr w:type="gramEnd"/>
-      <w:r>
-        <w:t xml:space="preserve"> the agreed move-in date; or (c) the Tenant decides not to proceed with the tenancy after confirming the booking. </w:t>
+        <w:t xml:space="preserve">(b) the Tenant fails to take possession of the premises within seven (7) days from the agreed move-in date; or (c) the Tenant decides not to proceed with the tenancy after confirming the booking. </w:t>
       </w:r>
     </w:p>
     <w:p>
@@ -751,69 +818,25 @@
         <w:spacing w:line="276" w:lineRule="auto"/>
       </w:pPr>
       <w:r>
-        <w:rPr>
-          <w:noProof/>
-        </w:rPr>
-        <w:drawing>
-          <wp:anchor distT="0" distB="0" distL="114300" distR="114300" simplePos="0" relativeHeight="251655168" behindDoc="1" locked="0" layoutInCell="1" allowOverlap="1" wp14:anchorId="2F23F4CD" wp14:editId="64F8B8B5">
-            <wp:simplePos x="0" y="0"/>
-            <wp:positionH relativeFrom="column">
-              <wp:posOffset>4392386</wp:posOffset>
-            </wp:positionH>
-            <wp:positionV relativeFrom="page">
-              <wp:posOffset>8817429</wp:posOffset>
-            </wp:positionV>
-            <wp:extent cx="1303020" cy="730250"/>
-            <wp:effectExtent l="0" t="0" r="0" b="0"/>
-            <wp:wrapNone/>
-            <wp:docPr id="263861726" name="Picture 1"/>
-            <wp:cNvGraphicFramePr>
-              <a:graphicFrameLocks xmlns:a="http://schemas.openxmlformats.org/drawingml/2006/main" noChangeAspect="1"/>
-            </wp:cNvGraphicFramePr>
-            <a:graphic xmlns:a="http://schemas.openxmlformats.org/drawingml/2006/main">
-              <a:graphicData uri="http://schemas.openxmlformats.org/drawingml/2006/picture">
-                <pic:pic xmlns:pic="http://schemas.openxmlformats.org/drawingml/2006/picture">
-                  <pic:nvPicPr>
-                    <pic:cNvPr id="263861726" name="Picture 1"/>
-                    <pic:cNvPicPr>
-                      <a:picLocks noChangeAspect="1"/>
-                    </pic:cNvPicPr>
-                  </pic:nvPicPr>
-                  <pic:blipFill>
-                    <a:blip r:embed="rId9" cstate="print">
-                      <a:extLst>
-                        <a:ext uri="{28A0092B-C50C-407E-A947-70E740481C1C}">
-                          <a14:useLocalDpi xmlns:a14="http://schemas.microsoft.com/office/drawing/2010/main" val="0"/>
-                        </a:ext>
-                      </a:extLst>
-                    </a:blip>
-                    <a:srcRect/>
-                    <a:stretch>
-                      <a:fillRect/>
-                    </a:stretch>
-                  </pic:blipFill>
-                  <pic:spPr bwMode="auto">
-                    <a:xfrm>
-                      <a:off x="0" y="0"/>
-                      <a:ext cx="1303020" cy="730250"/>
-                    </a:xfrm>
-                    <a:prstGeom prst="rect">
-                      <a:avLst/>
-                    </a:prstGeom>
-                    <a:noFill/>
-                    <a:ln>
-                      <a:noFill/>
-                    </a:ln>
-                  </pic:spPr>
-                </pic:pic>
-              </a:graphicData>
-            </a:graphic>
-          </wp:anchor>
-        </w:drawing>
-      </w:r>
-      <w:r>
         <w:br w:type="page"/>
       </w:r>
+    </w:p>
+    <w:p>
+      <w:pPr>
+        <w:keepNext/>
+        <w:widowControl w:val="0"/>
+        <w:spacing w:after="0" w:line="276" w:lineRule="auto"/>
+        <w:rPr>
+          <w:b/>
+        </w:rPr>
+        <w:sectPr>
+          <w:footerReference w:type="default" r:id="rId9"/>
+          <w:pgSz w:w="12240" w:h="15840"/>
+          <w:pgMar w:top="1300" w:right="1440" w:bottom="1200" w:left="1440" w:header="720" w:footer="720" w:gutter="0"/>
+          <w:cols w:space="720"/>
+          <w:docGrid w:linePitch="360"/>
+        </w:sectPr>
+      </w:pPr>
     </w:p>
     <w:p>
       <w:pPr>
@@ -904,11 +927,11 @@
         <w:spacing w:line="276" w:lineRule="auto"/>
         <w:jc w:val="both"/>
       </w:pPr>
-      <w:bookmarkStart w:id="17" w:name="OfferSlot_18_L3"/>
+      <w:bookmarkStart w:id="21" w:name="OfferSlot_18_L3"/>
       <w:r>
         <w:t>{{special_conditions}}</w:t>
       </w:r>
-      <w:bookmarkEnd w:id="17"/>
+      <w:bookmarkEnd w:id="21"/>
     </w:p>
     <w:p>
       <w:pPr>
@@ -1172,22 +1195,14 @@
               <w:widowControl w:val="0"/>
               <w:spacing w:after="0" w:line="276" w:lineRule="auto"/>
             </w:pPr>
-            <w:bookmarkStart w:id="18" w:name="OfferSlot_19_L1"/>
-            <w:proofErr w:type="gramStart"/>
+            <w:bookmarkStart w:id="22" w:name="OfferSlot_19_L1"/>
             <w:r>
               <w:rPr>
                 <w:sz w:val="18"/>
               </w:rPr>
-              <w:t>Name: {{</w:t>
+              <w:t>Name: {{tenant_name}}</w:t>
             </w:r>
-            <w:proofErr w:type="gramEnd"/>
-            <w:r>
-              <w:rPr>
-                <w:sz w:val="18"/>
-              </w:rPr>
-              <w:t>tenant_name}}</w:t>
-            </w:r>
-            <w:bookmarkEnd w:id="18"/>
+            <w:bookmarkEnd w:id="22"/>
           </w:p>
         </w:tc>
         <w:tc>
@@ -1212,28 +1227,14 @@
               <w:widowControl w:val="0"/>
               <w:spacing w:after="0" w:line="276" w:lineRule="auto"/>
             </w:pPr>
-            <w:bookmarkStart w:id="19" w:name="OfferSlot_20_L1"/>
+            <w:bookmarkStart w:id="23" w:name="OfferSlot_20_L1"/>
             <w:r>
               <w:rPr>
                 <w:sz w:val="18"/>
               </w:rPr>
-              <w:t>IC/Passport No</w:t>
+              <w:t>IC/Passport No.: {{tenant_id}}</w:t>
             </w:r>
-            <w:proofErr w:type="gramStart"/>
-            <w:r>
-              <w:rPr>
-                <w:sz w:val="18"/>
-              </w:rPr>
-              <w:t>.: {{</w:t>
-            </w:r>
-            <w:proofErr w:type="gramEnd"/>
-            <w:r>
-              <w:rPr>
-                <w:sz w:val="18"/>
-              </w:rPr>
-              <w:t>tenant_id}}</w:t>
-            </w:r>
-            <w:bookmarkEnd w:id="19"/>
+            <w:bookmarkEnd w:id="23"/>
           </w:p>
         </w:tc>
         <w:tc>
@@ -1245,28 +1246,14 @@
               <w:widowControl w:val="0"/>
               <w:spacing w:after="0" w:line="276" w:lineRule="auto"/>
             </w:pPr>
-            <w:bookmarkStart w:id="20" w:name="OfferSlot_21_L1"/>
+            <w:bookmarkStart w:id="24" w:name="OfferSlot_21_L1"/>
             <w:r>
               <w:rPr>
                 <w:sz w:val="18"/>
               </w:rPr>
-              <w:t>Registration No</w:t>
+              <w:t>Registration No.: {{company.registration}}</w:t>
             </w:r>
-            <w:proofErr w:type="gramStart"/>
-            <w:r>
-              <w:rPr>
-                <w:sz w:val="18"/>
-              </w:rPr>
-              <w:t>.: {{company.registration</w:t>
-            </w:r>
-            <w:proofErr w:type="gramEnd"/>
-            <w:r>
-              <w:rPr>
-                <w:sz w:val="18"/>
-              </w:rPr>
-              <w:t>}}</w:t>
-            </w:r>
-            <w:bookmarkEnd w:id="20"/>
+            <w:bookmarkEnd w:id="24"/>
           </w:p>
         </w:tc>
       </w:tr>
@@ -1280,14 +1267,14 @@
               <w:widowControl w:val="0"/>
               <w:spacing w:after="0" w:line="276" w:lineRule="auto"/>
             </w:pPr>
-            <w:bookmarkStart w:id="21" w:name="OfferSlot_22_L1"/>
+            <w:bookmarkStart w:id="25" w:name="OfferSlot_22_L1"/>
             <w:r>
               <w:rPr>
                 <w:sz w:val="18"/>
               </w:rPr>
               <w:t>Date: {{agreement_date}}</w:t>
             </w:r>
-            <w:bookmarkEnd w:id="21"/>
+            <w:bookmarkEnd w:id="25"/>
           </w:p>
         </w:tc>
         <w:tc>
@@ -1299,14 +1286,14 @@
               <w:widowControl w:val="0"/>
               <w:spacing w:after="0" w:line="276" w:lineRule="auto"/>
             </w:pPr>
-            <w:bookmarkStart w:id="22" w:name="OfferSlot_23_L1"/>
+            <w:bookmarkStart w:id="26" w:name="OfferSlot_23_L1"/>
             <w:r>
               <w:rPr>
                 <w:sz w:val="18"/>
               </w:rPr>
               <w:t>Date: {{agreement_date}}</w:t>
             </w:r>
-            <w:bookmarkEnd w:id="22"/>
+            <w:bookmarkEnd w:id="26"/>
           </w:p>
         </w:tc>
       </w:tr>
@@ -1326,74 +1313,15 @@
           <w:pPr>
             <w:widowControl w:val="0"/>
             <w:spacing w:line="276" w:lineRule="auto"/>
-            <w:jc w:val="center"/>
-            <w:rPr>
-              <w:u w:val="single"/>
-            </w:rPr>
+            <w:jc w:val="both"/>
+            <w:sectPr>
+              <w:footerReference w:type="default" r:id="rId12"/>
+              <w:pgSz w:w="12240" w:h="15840"/>
+              <w:pgMar w:top="1300" w:right="1440" w:bottom="1200" w:left="1440" w:header="720" w:footer="720" w:gutter="0"/>
+              <w:cols w:space="720"/>
+              <w:docGrid w:linePitch="360"/>
+            </w:sectPr>
           </w:pPr>
-          <w:r>
-            <w:rPr>
-              <w:b/>
-              <w:sz w:val="24"/>
-              <w:u w:val="single"/>
-            </w:rPr>
-            <w:lastRenderedPageBreak/>
-            <w:t>ENCLOSURE</w:t>
-          </w:r>
-        </w:p>
-        <w:p>
-          <w:pPr>
-            <w:widowControl w:val="0"/>
-            <w:spacing w:line="276" w:lineRule="auto"/>
-            <w:jc w:val="center"/>
-          </w:pPr>
-          <w:r>
-            <w:t>(to be taken read and construed as an integral part of this offer letter)</w:t>
-          </w:r>
-        </w:p>
-        <w:p>
-          <w:pPr>
-            <w:keepNext/>
-            <w:widowControl w:val="0"/>
-            <w:spacing w:line="276" w:lineRule="auto"/>
-            <w:jc w:val="both"/>
-          </w:pPr>
-          <w:r>
-            <w:rPr>
-              <w:b/>
-            </w:rPr>
-            <w:t>LETTER OF ACKNOWLEDGEMENT REGARDING ANTI-MONEY LAUNDERING, ANTI-TERRORISM FINANCING AND PROCEEDS OF UNLAWFUL ACTIVITIES ACT 2001 (“THE ACT”)</w:t>
-          </w:r>
-        </w:p>
-        <w:p>
-          <w:pPr>
-            <w:widowControl w:val="0"/>
-            <w:spacing w:line="276" w:lineRule="auto"/>
-            <w:jc w:val="both"/>
-            <w:rPr>
-              <w:rFonts w:eastAsia="SimSun"/>
-              <w:lang w:eastAsia="zh-CN"/>
-            </w:rPr>
-          </w:pPr>
-          <w:bookmarkStart w:id="23" w:name="OfferSlot_24_L9"/>
-          <w:r>
-            <w:t>1. By signing at the offer letter, I/We hereby acknowledge and confirm that I/we have been advised by you ({{company.name}}) of the following: a) you are a reporting institution under the First Schedule of the Act to adhere to the reporting guidelines as provided by the Central Bank of Malaysia; and b) you have the anti-money laundering / counter financing of terrorism (AML/CFT) obligations to among others, conduct customer due diligence on me/us and to keep proper record on my/our identity, the details of transaction involved and other documents as may be required under the Act, including but not limited to a copy of my/our identity card (“Requested Document”).</w:t>
-          </w:r>
-          <w:bookmarkEnd w:id="23"/>
-        </w:p>
-        <w:p>
-          <w:pPr>
-            <w:widowControl w:val="0"/>
-            <w:spacing w:line="276" w:lineRule="auto"/>
-            <w:jc w:val="both"/>
-            <w:rPr>
-              <w:rFonts w:eastAsia="SimSun"/>
-              <w:lang w:eastAsia="zh-CN"/>
-            </w:rPr>
-          </w:pPr>
-          <w:r>
-            <w:t>2. Notwithstanding your advice on such AML/CFT requirements, I/we have decided to not provide you with the Requested Document. Nevertheless, I/we hereby give our consent to you to conduct necessary searches on me/us for you to comply with the Act.</w:t>
-          </w:r>
         </w:p>
         <w:p>
           <w:pPr>
@@ -1405,71 +1333,270 @@
             <w:rPr>
               <w:noProof/>
             </w:rPr>
-            <w:drawing>
-              <wp:anchor distT="0" distB="0" distL="114300" distR="114300" simplePos="0" relativeHeight="251666432" behindDoc="1" locked="0" layoutInCell="1" allowOverlap="1" wp14:anchorId="67809B0C" wp14:editId="0672B804">
-                <wp:simplePos x="0" y="0"/>
-                <wp:positionH relativeFrom="column">
-                  <wp:posOffset>4648200</wp:posOffset>
-                </wp:positionH>
-                <wp:positionV relativeFrom="page">
-                  <wp:posOffset>8512629</wp:posOffset>
-                </wp:positionV>
-                <wp:extent cx="1303020" cy="730250"/>
-                <wp:effectExtent l="0" t="0" r="0" b="0"/>
-                <wp:wrapNone/>
-                <wp:docPr id="739353942" name="Picture 1"/>
-                <wp:cNvGraphicFramePr>
-                  <a:graphicFrameLocks xmlns:a="http://schemas.openxmlformats.org/drawingml/2006/main" noChangeAspect="1"/>
-                </wp:cNvGraphicFramePr>
-                <a:graphic xmlns:a="http://schemas.openxmlformats.org/drawingml/2006/main">
-                  <a:graphicData uri="http://schemas.openxmlformats.org/drawingml/2006/picture">
-                    <pic:pic xmlns:pic="http://schemas.openxmlformats.org/drawingml/2006/picture">
-                      <pic:nvPicPr>
-                        <pic:cNvPr id="263861726" name="Picture 1"/>
-                        <pic:cNvPicPr>
-                          <a:picLocks noChangeAspect="1"/>
-                        </pic:cNvPicPr>
-                      </pic:nvPicPr>
-                      <pic:blipFill>
-                        <a:blip r:embed="rId9" cstate="print">
-                          <a:extLst>
-                            <a:ext uri="{28A0092B-C50C-407E-A947-70E740481C1C}">
-                              <a14:useLocalDpi xmlns:a14="http://schemas.microsoft.com/office/drawing/2010/main" val="0"/>
-                            </a:ext>
-                          </a:extLst>
-                        </a:blip>
-                        <a:srcRect/>
-                        <a:stretch>
-                          <a:fillRect/>
-                        </a:stretch>
-                      </pic:blipFill>
-                      <pic:spPr bwMode="auto">
-                        <a:xfrm>
-                          <a:off x="0" y="0"/>
-                          <a:ext cx="1303020" cy="730250"/>
-                        </a:xfrm>
-                        <a:prstGeom prst="rect">
-                          <a:avLst/>
-                        </a:prstGeom>
-                        <a:noFill/>
-                        <a:ln>
-                          <a:noFill/>
-                        </a:ln>
-                      </pic:spPr>
-                    </pic:pic>
-                  </a:graphicData>
-                </a:graphic>
-              </wp:anchor>
-            </w:drawing>
-          </w:r>
-          <w:r>
-            <w:t>3. I/We further agree to indemnify you against any losses, damages, claims, costs and expenses suffered or incurred by you including costs on solicitors and client basis in connection with and arising from my/our refusal to furnish the Requested Document to you.</w:t>
+            <w:lastRenderedPageBreak/>
+            <mc:AlternateContent>
+              <mc:Choice Requires="wps">
+                <w:drawing>
+                  <wp:inline distT="0" distB="0" distL="0" distR="0" wp14:anchorId="26DB3222" wp14:editId="17E29485">
+                    <wp:extent cx="5954486" cy="1404620"/>
+                    <wp:effectExtent l="0" t="0" r="8255" b="0"/>
+                    <wp:docPr id="217" name="Text Box 2"/>
+                    <wp:cNvGraphicFramePr>
+                      <a:graphicFrameLocks xmlns:a="http://schemas.openxmlformats.org/drawingml/2006/main"/>
+                    </wp:cNvGraphicFramePr>
+                    <a:graphic xmlns:a="http://schemas.openxmlformats.org/drawingml/2006/main">
+                      <a:graphicData uri="http://schemas.microsoft.com/office/word/2010/wordprocessingShape">
+                        <wps:wsp>
+                          <wps:cNvSpPr txBox="1">
+                            <a:spLocks noChangeArrowheads="1"/>
+                          </wps:cNvSpPr>
+                          <wps:spPr bwMode="auto">
+                            <a:xfrm>
+                              <a:off x="0" y="0"/>
+                              <a:ext cx="5954486" cy="1404620"/>
+                            </a:xfrm>
+                            <a:prstGeom prst="rect">
+                              <a:avLst/>
+                            </a:prstGeom>
+                            <a:solidFill>
+                              <a:srgbClr val="FFFFFF"/>
+                            </a:solidFill>
+                            <a:ln w="9525">
+                              <a:noFill/>
+                              <a:miter lim="800000"/>
+                              <a:headEnd/>
+                              <a:tailEnd/>
+                            </a:ln>
+                          </wps:spPr>
+                          <wps:txbx>
+                            <w:txbxContent>
+                              <w:p>
+                                <w:pPr>
+                                  <w:widowControl w:val="0"/>
+                                  <w:spacing w:line="276" w:lineRule="auto"/>
+                                  <w:jc w:val="center"/>
+                                  <w:rPr>
+                                    <w:u w:val="single"/>
+                                  </w:rPr>
+                                </w:pPr>
+                                <w:r>
+                                  <w:rPr>
+                                    <w:b/>
+                                    <w:sz w:val="24"/>
+                                    <w:u w:val="single"/>
+                                  </w:rPr>
+                                  <w:t>ENCLOSURE</w:t>
+                                </w:r>
+                              </w:p>
+                              <w:p>
+                                <w:pPr>
+                                  <w:widowControl w:val="0"/>
+                                  <w:spacing w:line="276" w:lineRule="auto"/>
+                                  <w:jc w:val="center"/>
+                                </w:pPr>
+                                <w:r>
+                                  <w:t>(to be taken read and construed as an integral part of this offer letter)</w:t>
+                                </w:r>
+                              </w:p>
+                              <w:p>
+                                <w:pPr>
+                                  <w:keepNext/>
+                                  <w:widowControl w:val="0"/>
+                                  <w:spacing w:line="276" w:lineRule="auto"/>
+                                  <w:jc w:val="both"/>
+                                </w:pPr>
+                                <w:r>
+                                  <w:rPr>
+                                    <w:b/>
+                                  </w:rPr>
+                                  <w:t>LETTER OF ACKNOWLEDGEMENT REGARDING ANTI-MONEY LAUNDERING, ANTI-TERRORISM FINANCING AND PROCEEDS OF UNLAWFUL ACTIVITIES ACT 2001 (“THE ACT”)</w:t>
+                                </w:r>
+                              </w:p>
+                              <w:p>
+                                <w:pPr>
+                                  <w:widowControl w:val="0"/>
+                                  <w:spacing w:line="276" w:lineRule="auto"/>
+                                  <w:jc w:val="both"/>
+                                </w:pPr>
+                                <w:bookmarkStart w:id="27" w:name="OfferSlot_24_L3"/>
+                                <w:r>
+                                  <w:t xml:space="preserve">1. By signing at the offer letter, I/We hereby acknowledge and confirm that I/we have been advised by you ({{company.name}}) of the following: </w:t>
+                                </w:r>
+                              </w:p>
+                              <w:p>
+                                <w:pPr>
+                                  <w:widowControl w:val="0"/>
+                                  <w:spacing w:line="276" w:lineRule="auto"/>
+                                  <w:ind w:left="270"/>
+                                  <w:jc w:val="both"/>
+                                </w:pPr>
+                                <w:r>
+                                  <w:t xml:space="preserve">a) you are a reporting institution under the First Schedule of the Act to adhere to the reporting guidelines as provided by the Central Bank of Malaysia; and </w:t>
+                                </w:r>
+                              </w:p>
+                              <w:p>
+                                <w:pPr>
+                                  <w:widowControl w:val="0"/>
+                                  <w:spacing w:line="276" w:lineRule="auto"/>
+                                  <w:ind w:left="270"/>
+                                  <w:jc w:val="both"/>
+                                </w:pPr>
+                                <w:r>
+                                  <w:t>b) you have the anti-money laundering / counter financing of terrorism (AML/CFT) obligations to among others, conduct customer due diligence on me/us and to keep proper record on my/our identity, the details of transaction involved and other documents as may be required under the Act, including but not limited to a copy of my/our identity card (“Requested Document”).</w:t>
+                                </w:r>
+                                <w:bookmarkEnd w:id="27"/>
+                              </w:p>
+                              <w:p>
+                                <w:pPr>
+                                  <w:widowControl w:val="0"/>
+                                  <w:spacing w:line="276" w:lineRule="auto"/>
+                                  <w:jc w:val="both"/>
+                                </w:pPr>
+                                <w:r>
+                                  <w:t>2. Notwithstanding your advice on such AML/CFT requirements, I/we have decided to not provide you with the Requested Document. Nevertheless, I/we hereby give our consent to you to conduct necessary searches on me/us for you to comply with the Act.</w:t>
+                                </w:r>
+                              </w:p>
+                              <w:p>
+                                <w:pPr>
+                                  <w:widowControl w:val="0"/>
+                                  <w:spacing w:line="276" w:lineRule="auto"/>
+                                  <w:jc w:val="both"/>
+                                </w:pPr>
+                                <w:r>
+                                  <w:t>3. I/We further agree to indemnify you against any losses, damages, claims, costs and expenses suffered or incurred by you including costs on solicitors and client basis in connection with and arising from my/our refusal to furnish the Requested Document to you.</w:t>
+                                </w:r>
+                              </w:p>
+                              <w:p/>
+                            </w:txbxContent>
+                          </wps:txbx>
+                          <wps:bodyPr rot="0" vert="horz" wrap="square" lIns="91440" tIns="45720" rIns="91440" bIns="45720" anchor="t" anchorCtr="0">
+                            <a:spAutoFit/>
+                          </wps:bodyPr>
+                        </wps:wsp>
+                      </a:graphicData>
+                    </a:graphic>
+                  </wp:inline>
+                </w:drawing>
+              </mc:Choice>
+              <mc:Fallback>
+                <w:pict>
+                  <v:shapetype w14:anchorId="26DB3222" id="_x0000_t202" coordsize="21600,21600" o:spt="202" path="m,l,21600r21600,l21600,xe">
+                    <v:stroke joinstyle="miter"/>
+                    <v:path gradientshapeok="t" o:connecttype="rect"/>
+                  </v:shapetype>
+                  <v:shape id="Text Box 2" o:spid="_x0000_s1026" type="#_x0000_t202" style="width:468.85pt;height:110.6pt;visibility:visible;mso-wrap-style:square;mso-left-percent:-10001;mso-top-percent:-10001;mso-position-horizontal:absolute;mso-position-horizontal-relative:char;mso-position-vertical:absolute;mso-position-vertical-relative:line;mso-left-percent:-10001;mso-top-percent:-10001;v-text-anchor:top" o:gfxdata="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" stroked="f">
+                    <v:textbox style="mso-fit-shape-to-text:t">
+                      <w:txbxContent>
+                        <w:p>
+                          <w:pPr>
+                            <w:widowControl w:val="0"/>
+                            <w:spacing w:line="276" w:lineRule="auto"/>
+                            <w:jc w:val="center"/>
+                            <w:rPr>
+                              <w:u w:val="single"/>
+                            </w:rPr>
+                          </w:pPr>
+                          <w:r>
+                            <w:rPr>
+                              <w:b/>
+                              <w:sz w:val="24"/>
+                              <w:u w:val="single"/>
+                            </w:rPr>
+                            <w:t>ENCLOSURE</w:t>
+                          </w:r>
+                        </w:p>
+                        <w:p>
+                          <w:pPr>
+                            <w:widowControl w:val="0"/>
+                            <w:spacing w:line="276" w:lineRule="auto"/>
+                            <w:jc w:val="center"/>
+                          </w:pPr>
+                          <w:r>
+                            <w:t>(to be taken read and construed as an integral part of this offer letter)</w:t>
+                          </w:r>
+                        </w:p>
+                        <w:p>
+                          <w:pPr>
+                            <w:keepNext/>
+                            <w:widowControl w:val="0"/>
+                            <w:spacing w:line="276" w:lineRule="auto"/>
+                            <w:jc w:val="both"/>
+                          </w:pPr>
+                          <w:r>
+                            <w:rPr>
+                              <w:b/>
+                            </w:rPr>
+                            <w:t>LETTER OF ACKNOWLEDGEMENT REGARDING ANTI-MONEY LAUNDERING, ANTI-TERRORISM FINANCING AND PROCEEDS OF UNLAWFUL ACTIVITIES ACT 2001 (“THE ACT”)</w:t>
+                          </w:r>
+                        </w:p>
+                        <w:p>
+                          <w:pPr>
+                            <w:widowControl w:val="0"/>
+                            <w:spacing w:line="276" w:lineRule="auto"/>
+                            <w:jc w:val="both"/>
+                          </w:pPr>
+                          <w:bookmarkStart w:id="28" w:name="OfferSlot_24_L3"/>
+                          <w:r>
+                            <w:t xml:space="preserve">1. By signing at the offer letter, I/We hereby acknowledge and confirm that I/we have been advised by you ({{company.name}}) of the following: </w:t>
+                          </w:r>
+                        </w:p>
+                        <w:p>
+                          <w:pPr>
+                            <w:widowControl w:val="0"/>
+                            <w:spacing w:line="276" w:lineRule="auto"/>
+                            <w:ind w:left="270"/>
+                            <w:jc w:val="both"/>
+                          </w:pPr>
+                          <w:r>
+                            <w:t xml:space="preserve">a) you are a reporting institution under the First Schedule of the Act to adhere to the reporting guidelines as provided by the Central Bank of Malaysia; and </w:t>
+                          </w:r>
+                        </w:p>
+                        <w:p>
+                          <w:pPr>
+                            <w:widowControl w:val="0"/>
+                            <w:spacing w:line="276" w:lineRule="auto"/>
+                            <w:ind w:left="270"/>
+                            <w:jc w:val="both"/>
+                          </w:pPr>
+                          <w:r>
+                            <w:t>b) you have the anti-money laundering / counter financing of terrorism (AML/CFT) obligations to among others, conduct customer due diligence on me/us and to keep proper record on my/our identity, the details of transaction involved and other documents as may be required under the Act, including but not limited to a copy of my/our identity card (“Requested Document”).</w:t>
+                          </w:r>
+                          <w:bookmarkEnd w:id="28"/>
+                        </w:p>
+                        <w:p>
+                          <w:pPr>
+                            <w:widowControl w:val="0"/>
+                            <w:spacing w:line="276" w:lineRule="auto"/>
+                            <w:jc w:val="both"/>
+                          </w:pPr>
+                          <w:r>
+                            <w:t>2. Notwithstanding your advice on such AML/CFT requirements, I/we have decided to not provide you with the Requested Document. Nevertheless, I/we hereby give our consent to you to conduct necessary searches on me/us for you to comply with the Act.</w:t>
+                          </w:r>
+                        </w:p>
+                        <w:p>
+                          <w:pPr>
+                            <w:widowControl w:val="0"/>
+                            <w:spacing w:line="276" w:lineRule="auto"/>
+                            <w:jc w:val="both"/>
+                          </w:pPr>
+                          <w:r>
+                            <w:t>3. I/We further agree to indemnify you against any losses, damages, claims, costs and expenses suffered or incurred by you including costs on solicitors and client basis in connection with and arising from my/our refusal to furnish the Requested Document to you.</w:t>
+                          </w:r>
+                        </w:p>
+                        <w:p/>
+                      </w:txbxContent>
+                    </v:textbox>
+                    <w10:anchorlock/>
+                  </v:shape>
+                </w:pict>
+              </mc:Fallback>
+            </mc:AlternateContent>
           </w:r>
         </w:p>
       </w:sdtContent>
     </w:sdt>
     <w:sectPr>
-      <w:footerReference w:type="default" r:id="rId12"/>
+      <w:footerReference w:type="default" r:id="rId13"/>
       <w:pgSz w:w="12240" w:h="15840"/>
       <w:pgMar w:top="1300" w:right="1440" w:bottom="1200" w:left="1440" w:header="720" w:footer="720" w:gutter="0"/>
       <w:cols w:space="720"/>
@@ -1511,6 +1638,186 @@
       <w:pStyle w:val="Footer"/>
       <w:jc w:val="right"/>
     </w:pPr>
+    <w:r>
+      <w:rPr>
+        <w:noProof/>
+      </w:rPr>
+      <w:drawing>
+        <wp:anchor distT="0" distB="0" distL="114300" distR="114300" simplePos="0" relativeHeight="251658752" behindDoc="1" locked="0" layoutInCell="1" allowOverlap="1" wp14:anchorId="1F252DC4" wp14:editId="46F2D11C">
+          <wp:simplePos x="0" y="0"/>
+          <wp:positionH relativeFrom="column">
+            <wp:posOffset>4555671</wp:posOffset>
+          </wp:positionH>
+          <wp:positionV relativeFrom="page">
+            <wp:posOffset>9322344</wp:posOffset>
+          </wp:positionV>
+          <wp:extent cx="1303020" cy="730250"/>
+          <wp:effectExtent l="0" t="0" r="0" b="0"/>
+          <wp:wrapNone/>
+          <wp:docPr id="263861726" name="Picture 1"/>
+          <wp:cNvGraphicFramePr>
+            <a:graphicFrameLocks xmlns:a="http://schemas.openxmlformats.org/drawingml/2006/main" noChangeAspect="1"/>
+          </wp:cNvGraphicFramePr>
+          <a:graphic xmlns:a="http://schemas.openxmlformats.org/drawingml/2006/main">
+            <a:graphicData uri="http://schemas.openxmlformats.org/drawingml/2006/picture">
+              <pic:pic xmlns:pic="http://schemas.openxmlformats.org/drawingml/2006/picture">
+                <pic:nvPicPr>
+                  <pic:cNvPr id="263861726" name="Picture 1"/>
+                  <pic:cNvPicPr>
+                    <a:picLocks noChangeAspect="1"/>
+                  </pic:cNvPicPr>
+                </pic:nvPicPr>
+                <pic:blipFill>
+                  <a:blip r:embed="rId1" cstate="print">
+                    <a:extLst>
+                      <a:ext uri="{28A0092B-C50C-407E-A947-70E740481C1C}">
+                        <a14:useLocalDpi xmlns:a14="http://schemas.microsoft.com/office/drawing/2010/main" val="0"/>
+                      </a:ext>
+                    </a:extLst>
+                  </a:blip>
+                  <a:srcRect/>
+                  <a:stretch>
+                    <a:fillRect/>
+                  </a:stretch>
+                </pic:blipFill>
+                <pic:spPr bwMode="auto">
+                  <a:xfrm>
+                    <a:off x="0" y="0"/>
+                    <a:ext cx="1303020" cy="730250"/>
+                  </a:xfrm>
+                  <a:prstGeom prst="rect">
+                    <a:avLst/>
+                  </a:prstGeom>
+                  <a:noFill/>
+                  <a:ln>
+                    <a:noFill/>
+                  </a:ln>
+                </pic:spPr>
+              </pic:pic>
+            </a:graphicData>
+          </a:graphic>
+        </wp:anchor>
+      </w:drawing>
+    </w:r>
+    <w:r>
+      <w:fldChar w:fldCharType="begin"/>
+    </w:r>
+    <w:r>
+      <w:instrText>PAGE</w:instrText>
+    </w:r>
+    <w:r>
+      <w:fldChar w:fldCharType="separate"/>
+    </w:r>
+    <w:r>
+      <w:rPr>
+        <w:noProof/>
+      </w:rPr>
+      <w:t>1</w:t>
+    </w:r>
+    <w:r>
+      <w:fldChar w:fldCharType="end"/>
+    </w:r>
+  </w:p>
+</w:ftr>
+</file>
+
+<file path=word/footer2.xml><?xml version="1.0" encoding="utf-8"?>
+<w:ftr xmlns:wpc="http://schemas.microsoft.com/office/word/2010/wordprocessingCanvas" xmlns:cx="http://schemas.microsoft.com/office/drawing/2014/chartex" xmlns:cx1="http://schemas.microsoft.com/office/drawing/2015/9/8/chartex" xmlns:cx2="http://schemas.microsoft.com/office/drawing/2015/10/21/chartex" xmlns:cx3="http://schemas.microsoft.com/office/drawing/2016/5/9/chartex" xmlns:cx4="http://schemas.microsoft.com/office/drawing/2016/5/10/chartex" xmlns:cx5="http://schemas.microsoft.com/office/drawing/2016/5/11/chartex" xmlns:cx6="http://schemas.microsoft.com/office/drawing/2016/5/12/chartex" xmlns:cx7="http://schemas.microsoft.com/office/drawing/2016/5/13/chartex" xmlns:cx8="http://schemas.microsoft.com/office/drawing/2016/5/14/chartex" xmlns:mc="http://schemas.openxmlformats.org/markup-compatibility/2006" xmlns:aink="http://schemas.microsoft.com/office/drawing/2016/ink" xmlns:am3d="http://schemas.microsoft.com/office/drawing/2017/model3d" xmlns:o="urn:schemas-microsoft-com:office:office" xmlns:oel="http://schemas.microsoft.com/office/2019/extlst" xmlns:r="http://schemas.openxmlformats.org/officeDocument/2006/relationships" xmlns:m="http://schemas.openxmlformats.org/officeDocument/2006/math" xmlns:v="urn:schemas-microsoft-com:vml" xmlns:wp14="http://schemas.microsoft.com/office/word/2010/wordprocessingDrawing" xmlns:wp="http://schemas.openxmlformats.org/drawingml/2006/wordprocessingDrawing" xmlns:w10="urn:schemas-microsoft-com:office:word" xmlns:w="http://schemas.openxmlformats.org/wordprocessingml/2006/main" xmlns:w14="http://schemas.microsoft.com/office/word/2010/wordml" xmlns:w15="http://schemas.microsoft.com/office/word/2012/wordml" xmlns:w16cex="http://schemas.microsoft.com/office/word/2018/wordml/cex" xmlns:w16cid="http://schemas.microsoft.com/office/word/2016/wordml/cid" xmlns:w16="http://schemas.microsoft.com/office/word/2018/wordml" xmlns:w16du="http://schemas.microsoft.com/office/word/2023/wordml/word16du" xmlns:w16sdtdh="http://schemas.microsoft.com/office/word/2020/wordml/sdtdatahash" xmlns:w16sdtfl="http://schemas.microsoft.com/office/word/2024/wordml/sdtformatlock" xmlns:w16se="http://schemas.microsoft.com/office/word/2015/wordml/symex" xmlns:wpg="http://schemas.microsoft.com/office/word/2010/wordprocessingGroup" xmlns:wpi="http://schemas.microsoft.com/office/word/2010/wordprocessingInk" xmlns:wne="http://schemas.microsoft.com/office/word/2006/wordml" xmlns:wps="http://schemas.microsoft.com/office/word/2010/wordprocessingShape" mc:Ignorable="w14 w15 w16se w16cid w16 w16cex w16sdtdh w16sdtfl w16du wp14">
+  <w:p>
+    <w:pPr>
+      <w:pStyle w:val="Footer"/>
+      <w:jc w:val="right"/>
+    </w:pPr>
+    <w:r>
+      <w:fldChar w:fldCharType="begin"/>
+    </w:r>
+    <w:r>
+      <w:instrText>PAGE</w:instrText>
+    </w:r>
+    <w:r>
+      <w:fldChar w:fldCharType="separate"/>
+    </w:r>
+    <w:r>
+      <w:rPr>
+        <w:noProof/>
+      </w:rPr>
+      <w:t>1</w:t>
+    </w:r>
+    <w:r>
+      <w:fldChar w:fldCharType="end"/>
+    </w:r>
+  </w:p>
+</w:ftr>
+</file>
+
+<file path=word/footer3.xml><?xml version="1.0" encoding="utf-8"?>
+<w:ftr xmlns:wpc="http://schemas.microsoft.com/office/word/2010/wordprocessingCanvas" xmlns:cx="http://schemas.microsoft.com/office/drawing/2014/chartex" xmlns:cx1="http://schemas.microsoft.com/office/drawing/2015/9/8/chartex" xmlns:cx2="http://schemas.microsoft.com/office/drawing/2015/10/21/chartex" xmlns:cx3="http://schemas.microsoft.com/office/drawing/2016/5/9/chartex" xmlns:cx4="http://schemas.microsoft.com/office/drawing/2016/5/10/chartex" xmlns:cx5="http://schemas.microsoft.com/office/drawing/2016/5/11/chartex" xmlns:cx6="http://schemas.microsoft.com/office/drawing/2016/5/12/chartex" xmlns:cx7="http://schemas.microsoft.com/office/drawing/2016/5/13/chartex" xmlns:cx8="http://schemas.microsoft.com/office/drawing/2016/5/14/chartex" xmlns:mc="http://schemas.openxmlformats.org/markup-compatibility/2006" xmlns:aink="http://schemas.microsoft.com/office/drawing/2016/ink" xmlns:am3d="http://schemas.microsoft.com/office/drawing/2017/model3d" xmlns:o="urn:schemas-microsoft-com:office:office" xmlns:oel="http://schemas.microsoft.com/office/2019/extlst" xmlns:r="http://schemas.openxmlformats.org/officeDocument/2006/relationships" xmlns:m="http://schemas.openxmlformats.org/officeDocument/2006/math" xmlns:v="urn:schemas-microsoft-com:vml" xmlns:wp14="http://schemas.microsoft.com/office/word/2010/wordprocessingDrawing" xmlns:wp="http://schemas.openxmlformats.org/drawingml/2006/wordprocessingDrawing" xmlns:w10="urn:schemas-microsoft-com:office:word" xmlns:w="http://schemas.openxmlformats.org/wordprocessingml/2006/main" xmlns:w14="http://schemas.microsoft.com/office/word/2010/wordml" xmlns:w15="http://schemas.microsoft.com/office/word/2012/wordml" xmlns:w16cex="http://schemas.microsoft.com/office/word/2018/wordml/cex" xmlns:w16cid="http://schemas.microsoft.com/office/word/2016/wordml/cid" xmlns:w16="http://schemas.microsoft.com/office/word/2018/wordml" xmlns:w16du="http://schemas.microsoft.com/office/word/2023/wordml/word16du" xmlns:w16sdtdh="http://schemas.microsoft.com/office/word/2020/wordml/sdtdatahash" xmlns:w16sdtfl="http://schemas.microsoft.com/office/word/2024/wordml/sdtformatlock" xmlns:w16se="http://schemas.microsoft.com/office/word/2015/wordml/symex" xmlns:wpg="http://schemas.microsoft.com/office/word/2010/wordprocessingGroup" xmlns:wpi="http://schemas.microsoft.com/office/word/2010/wordprocessingInk" xmlns:wne="http://schemas.microsoft.com/office/word/2006/wordml" xmlns:wps="http://schemas.microsoft.com/office/word/2010/wordprocessingShape" mc:Ignorable="w14 w15 w16se w16cid w16 w16cex w16sdtdh w16sdtfl w16du wp14">
+  <w:p>
+    <w:pPr>
+      <w:pStyle w:val="Footer"/>
+      <w:jc w:val="right"/>
+    </w:pPr>
+    <w:r>
+      <w:rPr>
+        <w:noProof/>
+      </w:rPr>
+      <w:drawing>
+        <wp:anchor distT="0" distB="0" distL="114300" distR="114300" simplePos="0" relativeHeight="251660800" behindDoc="0" locked="0" layoutInCell="1" allowOverlap="1" wp14:anchorId="4330D10D" wp14:editId="1B1366BA">
+          <wp:simplePos x="0" y="0"/>
+          <wp:positionH relativeFrom="column">
+            <wp:posOffset>4642757</wp:posOffset>
+          </wp:positionH>
+          <wp:positionV relativeFrom="paragraph">
+            <wp:posOffset>-125820</wp:posOffset>
+          </wp:positionV>
+          <wp:extent cx="1303020" cy="730250"/>
+          <wp:effectExtent l="0" t="0" r="0" b="0"/>
+          <wp:wrapNone/>
+          <wp:docPr id="1892614417" name="Picture 1892614417"/>
+          <wp:cNvGraphicFramePr>
+            <a:graphicFrameLocks xmlns:a="http://schemas.openxmlformats.org/drawingml/2006/main" noChangeAspect="1"/>
+          </wp:cNvGraphicFramePr>
+          <a:graphic xmlns:a="http://schemas.openxmlformats.org/drawingml/2006/main">
+            <a:graphicData uri="http://schemas.openxmlformats.org/drawingml/2006/picture">
+              <pic:pic xmlns:pic="http://schemas.openxmlformats.org/drawingml/2006/picture">
+                <pic:nvPicPr>
+                  <pic:cNvPr id="263861726" name="Picture 1"/>
+                  <pic:cNvPicPr>
+                    <a:picLocks noChangeAspect="1"/>
+                  </pic:cNvPicPr>
+                </pic:nvPicPr>
+                <pic:blipFill>
+                  <a:blip r:embed="rId1" cstate="print">
+                    <a:extLst>
+                      <a:ext uri="{28A0092B-C50C-407E-A947-70E740481C1C}">
+                        <a14:useLocalDpi xmlns:a14="http://schemas.microsoft.com/office/drawing/2010/main" val="0"/>
+                      </a:ext>
+                    </a:extLst>
+                  </a:blip>
+                  <a:srcRect/>
+                  <a:stretch>
+                    <a:fillRect/>
+                  </a:stretch>
+                </pic:blipFill>
+                <pic:spPr bwMode="auto">
+                  <a:xfrm>
+                    <a:off x="0" y="0"/>
+                    <a:ext cx="1303020" cy="730250"/>
+                  </a:xfrm>
+                  <a:prstGeom prst="rect">
+                    <a:avLst/>
+                  </a:prstGeom>
+                  <a:noFill/>
+                  <a:ln>
+                    <a:noFill/>
+                  </a:ln>
+                </pic:spPr>
+              </pic:pic>
+            </a:graphicData>
+          </a:graphic>
+        </wp:anchor>
+      </w:drawing>
+    </w:r>
     <w:r>
       <w:fldChar w:fldCharType="begin"/>
     </w:r>
@@ -13145,6 +13452,33 @@
       </w:tcPr>
     </w:tblStylePr>
   </w:style>
+  <w:style w:type="table" w:customStyle="1" w:styleId="TableGrid1">
+    <w:name w:val="Table Grid1"/>
+    <w:basedOn w:val="TableNormal"/>
+    <w:next w:val="TableGrid"/>
+    <w:uiPriority w:val="39"/>
+    <w:rsid w:val="005F583C"/>
+    <w:pPr>
+      <w:widowControl w:val="0"/>
+      <w:autoSpaceDE w:val="0"/>
+      <w:autoSpaceDN w:val="0"/>
+      <w:spacing w:after="0" w:line="240" w:lineRule="auto"/>
+    </w:pPr>
+    <w:rPr>
+      <w:rFonts w:ascii="Calibri" w:eastAsia="SimSun" w:hAnsi="Calibri" w:cs="Times New Roman"/>
+    </w:rPr>
+    <w:tblPr>
+      <w:tblInd w:w="0" w:type="nil"/>
+      <w:tblBorders>
+        <w:top w:val="single" w:sz="4" w:space="0" w:color="auto"/>
+        <w:left w:val="single" w:sz="4" w:space="0" w:color="auto"/>
+        <w:bottom w:val="single" w:sz="4" w:space="0" w:color="auto"/>
+        <w:right w:val="single" w:sz="4" w:space="0" w:color="auto"/>
+        <w:insideH w:val="single" w:sz="4" w:space="0" w:color="auto"/>
+        <w:insideV w:val="single" w:sz="4" w:space="0" w:color="auto"/>
+      </w:tblBorders>
+    </w:tblPr>
+  </w:style>
 </w:styles>
 </file>
 

--- a/agreements/4. Letter of Offer to Rent.docx
+++ b/agreements/4. Letter of Offer to Rent.docx
@@ -115,9 +115,9 @@
                 <w:szCs w:val="16"/>
               </w:rPr>
             </w:pPr>
-            <w:bookmarkStart w:id="29" w:name="OfferSlot_100_L1"/>
             <w:bookmarkStart w:id="1" w:name="NNF_188_9720_272_22_1_S"/>
             <w:bookmarkStart w:id="2" w:name="NestHeader_name"/>
+            <w:bookmarkStart w:id="3" w:name="OfferSlot_100_L1"/>
             <w:r>
               <w:rPr>
                 <w:rFonts w:ascii="Arial" w:hAnsi="Arial" w:cs="SimSun"/>
@@ -129,7 +129,7 @@
             </w:r>
             <w:bookmarkEnd w:id="1"/>
             <w:bookmarkEnd w:id="2"/>
-            <w:bookmarkEnd w:id="29"/>
+            <w:bookmarkEnd w:id="3"/>
           </w:p>
           <w:p>
             <w:pPr>
@@ -140,9 +140,9 @@
                 <w:szCs w:val="14"/>
               </w:rPr>
             </w:pPr>
-            <w:bookmarkStart w:id="30" w:name="OfferSlot_101_L1"/>
-            <w:bookmarkStart w:id="3" w:name="NNF_189_9720_294_24_1_S"/>
-            <w:bookmarkStart w:id="4" w:name="NestHeader_registration"/>
+            <w:bookmarkStart w:id="4" w:name="NNF_189_9720_294_24_1_S"/>
+            <w:bookmarkStart w:id="5" w:name="NestHeader_registration"/>
+            <w:bookmarkStart w:id="6" w:name="OfferSlot_101_L1"/>
             <w:r>
               <w:rPr>
                 <w:rFonts w:ascii="Arial" w:hAnsi="Arial" w:cs="SimSun"/>
@@ -150,11 +150,31 @@
                 <w:sz w:val="16"/>
                 <w:szCs w:val="14"/>
               </w:rPr>
-              <w:t>{{company.registration}}</w:t>
+              <w:t>{{</w:t>
             </w:r>
-            <w:bookmarkEnd w:id="3"/>
+            <w:proofErr w:type="gramStart"/>
+            <w:r>
+              <w:rPr>
+                <w:rFonts w:ascii="Arial" w:hAnsi="Arial" w:cs="SimSun"/>
+                <w:b/>
+                <w:sz w:val="16"/>
+                <w:szCs w:val="14"/>
+              </w:rPr>
+              <w:t>company.registration</w:t>
+            </w:r>
+            <w:proofErr w:type="gramEnd"/>
+            <w:r>
+              <w:rPr>
+                <w:rFonts w:ascii="Arial" w:hAnsi="Arial" w:cs="SimSun"/>
+                <w:b/>
+                <w:sz w:val="16"/>
+                <w:szCs w:val="14"/>
+              </w:rPr>
+              <w:t>}}</w:t>
+            </w:r>
             <w:bookmarkEnd w:id="4"/>
-            <w:bookmarkEnd w:id="30"/>
+            <w:bookmarkEnd w:id="5"/>
+            <w:bookmarkEnd w:id="6"/>
           </w:p>
           <w:p>
             <w:pPr>
@@ -165,9 +185,9 @@
                 <w:szCs w:val="16"/>
               </w:rPr>
             </w:pPr>
-            <w:bookmarkStart w:id="31" w:name="OfferSlot_102_L1"/>
-            <w:bookmarkStart w:id="5" w:name="NNF_190_9720_260_21_1_T"/>
-            <w:bookmarkStart w:id="6" w:name="NestHeader_address"/>
+            <w:bookmarkStart w:id="7" w:name="NNF_190_9720_260_21_1_T"/>
+            <w:bookmarkStart w:id="8" w:name="NestHeader_address"/>
+            <w:bookmarkStart w:id="9" w:name="OfferSlot_102_L1"/>
             <w:r>
               <w:rPr>
                 <w:rFonts w:cs="SimSun"/>
@@ -175,11 +195,31 @@
                 <w:sz w:val="16"/>
                 <w:szCs w:val="16"/>
               </w:rPr>
-              <w:t>{{company.address}}</w:t>
+              <w:t>{{</w:t>
             </w:r>
-            <w:bookmarkEnd w:id="5"/>
-            <w:bookmarkEnd w:id="6"/>
-            <w:bookmarkEnd w:id="31"/>
+            <w:proofErr w:type="gramStart"/>
+            <w:r>
+              <w:rPr>
+                <w:rFonts w:cs="SimSun"/>
+                <w:b/>
+                <w:sz w:val="16"/>
+                <w:szCs w:val="16"/>
+              </w:rPr>
+              <w:t>company.address</w:t>
+            </w:r>
+            <w:proofErr w:type="gramEnd"/>
+            <w:r>
+              <w:rPr>
+                <w:rFonts w:cs="SimSun"/>
+                <w:b/>
+                <w:sz w:val="16"/>
+                <w:szCs w:val="16"/>
+              </w:rPr>
+              <w:t>}}</w:t>
+            </w:r>
+            <w:bookmarkEnd w:id="7"/>
+            <w:bookmarkEnd w:id="8"/>
+            <w:bookmarkEnd w:id="9"/>
           </w:p>
           <w:p>
             <w:pPr>
@@ -190,9 +230,9 @@
                 <w:szCs w:val="16"/>
               </w:rPr>
             </w:pPr>
-            <w:bookmarkStart w:id="32" w:name="OfferSlot_103_L1"/>
-            <w:bookmarkStart w:id="7" w:name="NNF_191_9720_281_23_1_T"/>
-            <w:bookmarkStart w:id="8" w:name="NestHeader_phone"/>
+            <w:bookmarkStart w:id="10" w:name="NNF_191_9720_281_23_1_T"/>
+            <w:bookmarkStart w:id="11" w:name="NestHeader_phone"/>
+            <w:bookmarkStart w:id="12" w:name="OfferSlot_103_L1"/>
             <w:r>
               <w:rPr>
                 <w:rFonts w:cs="SimSun"/>
@@ -200,11 +240,31 @@
                 <w:sz w:val="16"/>
                 <w:szCs w:val="14"/>
               </w:rPr>
-              <w:t>TEL NO.: {{company.phone}}</w:t>
+              <w:t>TEL NO</w:t>
             </w:r>
-            <w:bookmarkEnd w:id="7"/>
-            <w:bookmarkEnd w:id="8"/>
-            <w:bookmarkEnd w:id="32"/>
+            <w:proofErr w:type="gramStart"/>
+            <w:r>
+              <w:rPr>
+                <w:rFonts w:cs="SimSun"/>
+                <w:b/>
+                <w:sz w:val="16"/>
+                <w:szCs w:val="14"/>
+              </w:rPr>
+              <w:t>.: {{company.phone</w:t>
+            </w:r>
+            <w:proofErr w:type="gramEnd"/>
+            <w:r>
+              <w:rPr>
+                <w:rFonts w:cs="SimSun"/>
+                <w:b/>
+                <w:sz w:val="16"/>
+                <w:szCs w:val="14"/>
+              </w:rPr>
+              <w:t>}}</w:t>
+            </w:r>
+            <w:bookmarkEnd w:id="10"/>
+            <w:bookmarkEnd w:id="11"/>
+            <w:bookmarkEnd w:id="12"/>
           </w:p>
         </w:tc>
       </w:tr>
@@ -234,15 +294,29 @@
           <w:lang w:eastAsia="zh-CN"/>
         </w:rPr>
       </w:pPr>
-      <w:bookmarkStart w:id="33" w:name="OfferSlot_104_L1"/>
+      <w:bookmarkStart w:id="13" w:name="OfferSlot_104_L1"/>
       <w:r>
         <w:rPr>
           <w:sz w:val="20"/>
         </w:rPr>
-        <w:t>Invoice Number: {{reference}}</w:t>
+        <w:t xml:space="preserve">Invoice </w:t>
+      </w:r>
+      <w:proofErr w:type="gramStart"/>
+      <w:r>
+        <w:rPr>
+          <w:sz w:val="20"/>
+        </w:rPr>
+        <w:t>Number: {{</w:t>
+      </w:r>
+      <w:proofErr w:type="gramEnd"/>
+      <w:r>
+        <w:rPr>
+          <w:sz w:val="20"/>
+        </w:rPr>
+        <w:t>reference}}</w:t>
       </w:r>
       <w:bookmarkEnd w:id="0"/>
-      <w:bookmarkEnd w:id="33"/>
+      <w:bookmarkEnd w:id="13"/>
     </w:p>
     <w:p>
       <w:pPr>
@@ -276,14 +350,14 @@
         <w:widowControl w:val="0"/>
         <w:spacing w:line="276" w:lineRule="auto"/>
       </w:pPr>
-      <w:bookmarkStart w:id="9" w:name="OfferSlot_6_L2"/>
+      <w:bookmarkStart w:id="14" w:name="OfferSlot_6_L2"/>
       <w:r>
         <w:rPr>
           <w:sz w:val="19"/>
         </w:rPr>
         <w:t>I/We, {{tenant_name}} (IC/Passport No.: {{tenant_id}}), hereby offer to rent the premises stated below on an “as is where is basis”, subject to the Terms and Conditions contained in this Letter of Offer.</w:t>
       </w:r>
-      <w:bookmarkEnd w:id="9"/>
+      <w:bookmarkEnd w:id="14"/>
     </w:p>
     <w:p>
       <w:pPr>
@@ -341,14 +415,14 @@
               <w:widowControl w:val="0"/>
               <w:spacing w:before="20" w:after="20" w:line="276" w:lineRule="auto"/>
             </w:pPr>
-            <w:bookmarkStart w:id="10" w:name="OfferSlot_7_L1"/>
+            <w:bookmarkStart w:id="15" w:name="OfferSlot_7_L1"/>
             <w:r>
               <w:rPr>
                 <w:sz w:val="19"/>
               </w:rPr>
               <w:t>{{property}}</w:t>
             </w:r>
-            <w:bookmarkEnd w:id="10"/>
+            <w:bookmarkEnd w:id="15"/>
           </w:p>
         </w:tc>
       </w:tr>
@@ -379,14 +453,14 @@
               <w:widowControl w:val="0"/>
               <w:spacing w:before="20" w:after="20" w:line="276" w:lineRule="auto"/>
             </w:pPr>
-            <w:bookmarkStart w:id="11" w:name="OfferSlot_8_L1"/>
+            <w:bookmarkStart w:id="16" w:name="OfferSlot_8_L1"/>
             <w:r>
               <w:rPr>
                 <w:sz w:val="19"/>
               </w:rPr>
               <w:t>{{room}}</w:t>
             </w:r>
-            <w:bookmarkEnd w:id="11"/>
+            <w:bookmarkEnd w:id="16"/>
           </w:p>
         </w:tc>
       </w:tr>
@@ -417,14 +491,14 @@
               <w:widowControl w:val="0"/>
               <w:spacing w:before="20" w:after="20" w:line="276" w:lineRule="auto"/>
             </w:pPr>
-            <w:bookmarkStart w:id="12" w:name="OfferSlot_9_L1"/>
+            <w:bookmarkStart w:id="17" w:name="OfferSlot_9_L1"/>
             <w:r>
               <w:rPr>
                 <w:sz w:val="19"/>
               </w:rPr>
               <w:t>{{rent}}</w:t>
             </w:r>
-            <w:bookmarkEnd w:id="12"/>
+            <w:bookmarkEnd w:id="17"/>
           </w:p>
         </w:tc>
       </w:tr>
@@ -455,14 +529,14 @@
               <w:widowControl w:val="0"/>
               <w:spacing w:before="20" w:after="20" w:line="276" w:lineRule="auto"/>
             </w:pPr>
-            <w:bookmarkStart w:id="13" w:name="OfferSlot_10_L1"/>
+            <w:bookmarkStart w:id="18" w:name="OfferSlot_10_L1"/>
             <w:r>
               <w:rPr>
                 <w:sz w:val="19"/>
               </w:rPr>
               <w:t>{{start_date}}</w:t>
             </w:r>
-            <w:bookmarkEnd w:id="13"/>
+            <w:bookmarkEnd w:id="18"/>
           </w:p>
         </w:tc>
       </w:tr>
@@ -493,14 +567,14 @@
               <w:widowControl w:val="0"/>
               <w:spacing w:before="20" w:after="20" w:line="276" w:lineRule="auto"/>
             </w:pPr>
-            <w:bookmarkStart w:id="14" w:name="OfferSlot_11_L1"/>
+            <w:bookmarkStart w:id="19" w:name="OfferSlot_11_L1"/>
             <w:r>
               <w:rPr>
                 <w:sz w:val="19"/>
               </w:rPr>
               <w:t>{{tenure}}</w:t>
             </w:r>
-            <w:bookmarkEnd w:id="14"/>
+            <w:bookmarkEnd w:id="19"/>
           </w:p>
         </w:tc>
       </w:tr>
@@ -531,14 +605,14 @@
               <w:widowControl w:val="0"/>
               <w:spacing w:before="20" w:after="20" w:line="276" w:lineRule="auto"/>
             </w:pPr>
-            <w:bookmarkStart w:id="15" w:name="OfferSlot_12_L1"/>
+            <w:bookmarkStart w:id="20" w:name="OfferSlot_12_L1"/>
             <w:r>
               <w:rPr>
                 <w:sz w:val="19"/>
               </w:rPr>
               <w:t>{{security_deposit}}</w:t>
             </w:r>
-            <w:bookmarkEnd w:id="15"/>
+            <w:bookmarkEnd w:id="20"/>
           </w:p>
         </w:tc>
       </w:tr>
@@ -583,14 +657,14 @@
               <w:widowControl w:val="0"/>
               <w:spacing w:before="20" w:after="20" w:line="276" w:lineRule="auto"/>
             </w:pPr>
-            <w:bookmarkStart w:id="16" w:name="OfferSlot_13_L1"/>
+            <w:bookmarkStart w:id="21" w:name="OfferSlot_13_L1"/>
             <w:r>
               <w:rPr>
                 <w:sz w:val="19"/>
               </w:rPr>
               <w:t>{{advance_rent}}</w:t>
             </w:r>
-            <w:bookmarkEnd w:id="16"/>
+            <w:bookmarkEnd w:id="21"/>
           </w:p>
         </w:tc>
       </w:tr>
@@ -621,14 +695,14 @@
               <w:widowControl w:val="0"/>
               <w:spacing w:before="20" w:after="20" w:line="276" w:lineRule="auto"/>
             </w:pPr>
-            <w:bookmarkStart w:id="17" w:name="OfferSlot_14_L1"/>
+            <w:bookmarkStart w:id="22" w:name="OfferSlot_14_L1"/>
             <w:r>
               <w:rPr>
                 <w:sz w:val="19"/>
               </w:rPr>
               <w:t>{{access_deposit}}</w:t>
             </w:r>
-            <w:bookmarkEnd w:id="17"/>
+            <w:bookmarkEnd w:id="22"/>
           </w:p>
         </w:tc>
       </w:tr>
@@ -659,14 +733,14 @@
               <w:widowControl w:val="0"/>
               <w:spacing w:before="20" w:after="20" w:line="276" w:lineRule="auto"/>
             </w:pPr>
-            <w:bookmarkStart w:id="18" w:name="OfferSlot_15_L1"/>
+            <w:bookmarkStart w:id="23" w:name="OfferSlot_15_L1"/>
             <w:r>
               <w:rPr>
                 <w:sz w:val="19"/>
               </w:rPr>
               <w:t>{{agreement_fee}}</w:t>
             </w:r>
-            <w:bookmarkEnd w:id="18"/>
+            <w:bookmarkEnd w:id="23"/>
           </w:p>
         </w:tc>
       </w:tr>
@@ -698,7 +772,7 @@
               <w:widowControl w:val="0"/>
               <w:spacing w:before="20" w:after="20" w:line="276" w:lineRule="auto"/>
             </w:pPr>
-            <w:bookmarkStart w:id="19" w:name="OfferSlot_16_L1"/>
+            <w:bookmarkStart w:id="24" w:name="OfferSlot_16_L1"/>
             <w:r>
               <w:rPr>
                 <w:b/>
@@ -706,7 +780,7 @@
               </w:rPr>
               <w:t>{{total}}</w:t>
             </w:r>
-            <w:bookmarkEnd w:id="19"/>
+            <w:bookmarkEnd w:id="24"/>
           </w:p>
         </w:tc>
       </w:tr>
@@ -747,7 +821,7 @@
         <w:rPr>
           <w:b/>
         </w:rPr>
-        <w:t>1. Booking Fee / Earnest Deposit</w:t>
+        <w:t xml:space="preserve">1. Booking Fee </w:t>
       </w:r>
     </w:p>
     <w:p>
@@ -756,11 +830,17 @@
         <w:spacing w:line="276" w:lineRule="auto"/>
         <w:jc w:val="both"/>
       </w:pPr>
-      <w:bookmarkStart w:id="20" w:name="OfferSlot_17_L3"/>
+      <w:bookmarkStart w:id="25" w:name="OfferSlot_17_L3"/>
       <w:r>
-        <w:t>The Tenant agrees to pay a booking fee equivalent to one (1) month’s rental/security deposit to {{company.name}} (“N&amp;N”). The booking fee shall become part of the security deposit upon execution of the Tenancy Agreement.</w:t>
+        <w:t xml:space="preserve">The Tenant agrees to pay a booking fee </w:t>
       </w:r>
-      <w:bookmarkEnd w:id="20"/>
+      <w:r>
+        <w:t>of RM 300</w:t>
+      </w:r>
+      <w:r>
+        <w:t xml:space="preserve"> to {{company.name}} (“N&amp;N”). The booking fee shall become part of the security deposit upon execution of the Tenancy Agreement.</w:t>
+      </w:r>
+      <w:bookmarkEnd w:id="25"/>
     </w:p>
     <w:p>
       <w:pPr>
@@ -786,7 +866,7 @@
         </w:rPr>
       </w:pPr>
       <w:r>
-        <w:t xml:space="preserve">The Tenant acknowledges and agrees that the booking fee/earnest deposit shall be strictly non-refundable if: (a) the Tenant cancels the booking before the agreed move-in date; </w:t>
+        <w:t xml:space="preserve">The Tenant acknowledges and agrees that the booking fee shall be strictly non-refundable if: (a) the Tenant cancels the booking before the agreed move-in date; </w:t>
       </w:r>
     </w:p>
     <w:p>
@@ -800,7 +880,15 @@
         </w:rPr>
       </w:pPr>
       <w:r>
-        <w:t xml:space="preserve">(b) the Tenant fails to take possession of the premises within seven (7) days from the agreed move-in date; or (c) the Tenant decides not to proceed with the tenancy after confirming the booking. </w:t>
+        <w:t xml:space="preserve">(b) the Tenant fails to take possession of the premises within seven (7) days </w:t>
+      </w:r>
+      <w:proofErr w:type="gramStart"/>
+      <w:r>
+        <w:t>from</w:t>
+      </w:r>
+      <w:proofErr w:type="gramEnd"/>
+      <w:r>
+        <w:t xml:space="preserve"> the agreed move-in date; or (c) the Tenant decides not to proceed with the tenancy after confirming the booking. </w:t>
       </w:r>
     </w:p>
     <w:p>
@@ -927,11 +1015,11 @@
         <w:spacing w:line="276" w:lineRule="auto"/>
         <w:jc w:val="both"/>
       </w:pPr>
-      <w:bookmarkStart w:id="21" w:name="OfferSlot_18_L3"/>
+      <w:bookmarkStart w:id="26" w:name="OfferSlot_18_L3"/>
       <w:r>
         <w:t>{{special_conditions}}</w:t>
       </w:r>
-      <w:bookmarkEnd w:id="21"/>
+      <w:bookmarkEnd w:id="26"/>
     </w:p>
     <w:p>
       <w:pPr>
@@ -1195,14 +1283,22 @@
               <w:widowControl w:val="0"/>
               <w:spacing w:after="0" w:line="276" w:lineRule="auto"/>
             </w:pPr>
-            <w:bookmarkStart w:id="22" w:name="OfferSlot_19_L1"/>
+            <w:bookmarkStart w:id="27" w:name="OfferSlot_19_L1"/>
+            <w:proofErr w:type="gramStart"/>
             <w:r>
               <w:rPr>
                 <w:sz w:val="18"/>
               </w:rPr>
-              <w:t>Name: {{tenant_name}}</w:t>
+              <w:t>Name: {{</w:t>
             </w:r>
-            <w:bookmarkEnd w:id="22"/>
+            <w:proofErr w:type="gramEnd"/>
+            <w:r>
+              <w:rPr>
+                <w:sz w:val="18"/>
+              </w:rPr>
+              <w:t>tenant_name}}</w:t>
+            </w:r>
+            <w:bookmarkEnd w:id="27"/>
           </w:p>
         </w:tc>
         <w:tc>
@@ -1227,14 +1323,28 @@
               <w:widowControl w:val="0"/>
               <w:spacing w:after="0" w:line="276" w:lineRule="auto"/>
             </w:pPr>
-            <w:bookmarkStart w:id="23" w:name="OfferSlot_20_L1"/>
+            <w:bookmarkStart w:id="28" w:name="OfferSlot_20_L1"/>
             <w:r>
               <w:rPr>
                 <w:sz w:val="18"/>
               </w:rPr>
-              <w:t>IC/Passport No.: {{tenant_id}}</w:t>
+              <w:t>IC/Passport No</w:t>
             </w:r>
-            <w:bookmarkEnd w:id="23"/>
+            <w:proofErr w:type="gramStart"/>
+            <w:r>
+              <w:rPr>
+                <w:sz w:val="18"/>
+              </w:rPr>
+              <w:t>.: {{</w:t>
+            </w:r>
+            <w:proofErr w:type="gramEnd"/>
+            <w:r>
+              <w:rPr>
+                <w:sz w:val="18"/>
+              </w:rPr>
+              <w:t>tenant_id}}</w:t>
+            </w:r>
+            <w:bookmarkEnd w:id="28"/>
           </w:p>
         </w:tc>
         <w:tc>
@@ -1246,14 +1356,28 @@
               <w:widowControl w:val="0"/>
               <w:spacing w:after="0" w:line="276" w:lineRule="auto"/>
             </w:pPr>
-            <w:bookmarkStart w:id="24" w:name="OfferSlot_21_L1"/>
+            <w:bookmarkStart w:id="29" w:name="OfferSlot_21_L1"/>
             <w:r>
               <w:rPr>
                 <w:sz w:val="18"/>
               </w:rPr>
-              <w:t>Registration No.: {{company.registration}}</w:t>
+              <w:t>Registration No</w:t>
             </w:r>
-            <w:bookmarkEnd w:id="24"/>
+            <w:proofErr w:type="gramStart"/>
+            <w:r>
+              <w:rPr>
+                <w:sz w:val="18"/>
+              </w:rPr>
+              <w:t>.: {{company.registration</w:t>
+            </w:r>
+            <w:proofErr w:type="gramEnd"/>
+            <w:r>
+              <w:rPr>
+                <w:sz w:val="18"/>
+              </w:rPr>
+              <w:t>}}</w:t>
+            </w:r>
+            <w:bookmarkEnd w:id="29"/>
           </w:p>
         </w:tc>
       </w:tr>
@@ -1267,14 +1391,22 @@
               <w:widowControl w:val="0"/>
               <w:spacing w:after="0" w:line="276" w:lineRule="auto"/>
             </w:pPr>
-            <w:bookmarkStart w:id="25" w:name="OfferSlot_22_L1"/>
+            <w:bookmarkStart w:id="30" w:name="OfferSlot_22_L1"/>
+            <w:proofErr w:type="gramStart"/>
             <w:r>
               <w:rPr>
                 <w:sz w:val="18"/>
               </w:rPr>
-              <w:t>Date: {{agreement_date}}</w:t>
+              <w:t>Date: {{</w:t>
             </w:r>
-            <w:bookmarkEnd w:id="25"/>
+            <w:proofErr w:type="gramEnd"/>
+            <w:r>
+              <w:rPr>
+                <w:sz w:val="18"/>
+              </w:rPr>
+              <w:t>agreement_date}}</w:t>
+            </w:r>
+            <w:bookmarkEnd w:id="30"/>
           </w:p>
         </w:tc>
         <w:tc>
@@ -1286,14 +1418,22 @@
               <w:widowControl w:val="0"/>
               <w:spacing w:after="0" w:line="276" w:lineRule="auto"/>
             </w:pPr>
-            <w:bookmarkStart w:id="26" w:name="OfferSlot_23_L1"/>
+            <w:bookmarkStart w:id="31" w:name="OfferSlot_23_L1"/>
+            <w:proofErr w:type="gramStart"/>
             <w:r>
               <w:rPr>
                 <w:sz w:val="18"/>
               </w:rPr>
-              <w:t>Date: {{agreement_date}}</w:t>
+              <w:t>Date: {{</w:t>
             </w:r>
-            <w:bookmarkEnd w:id="26"/>
+            <w:proofErr w:type="gramEnd"/>
+            <w:r>
+              <w:rPr>
+                <w:sz w:val="18"/>
+              </w:rPr>
+              <w:t>agreement_date}}</w:t>
+            </w:r>
+            <w:bookmarkEnd w:id="31"/>
           </w:p>
         </w:tc>
       </w:tr>
@@ -1418,7 +1558,7 @@
                                   <w:spacing w:line="276" w:lineRule="auto"/>
                                   <w:jc w:val="both"/>
                                 </w:pPr>
-                                <w:bookmarkStart w:id="27" w:name="OfferSlot_24_L3"/>
+                                <w:bookmarkStart w:id="32" w:name="OfferSlot_24_L3"/>
                                 <w:r>
                                   <w:t xml:space="preserve">1. By signing at the offer letter, I/We hereby acknowledge and confirm that I/we have been advised by you ({{company.name}}) of the following: </w:t>
                                 </w:r>
@@ -1444,7 +1584,7 @@
                                 <w:r>
                                   <w:t>b) you have the anti-money laundering / counter financing of terrorism (AML/CFT) obligations to among others, conduct customer due diligence on me/us and to keep proper record on my/our identity, the details of transaction involved and other documents as may be required under the Act, including but not limited to a copy of my/our identity card (“Requested Document”).</w:t>
                                 </w:r>
-                                <w:bookmarkEnd w:id="27"/>
+                                <w:bookmarkEnd w:id="32"/>
                               </w:p>
                               <w:p>
                                 <w:pPr>
@@ -1535,7 +1675,7 @@
                             <w:spacing w:line="276" w:lineRule="auto"/>
                             <w:jc w:val="both"/>
                           </w:pPr>
-                          <w:bookmarkStart w:id="28" w:name="OfferSlot_24_L3"/>
+                          <w:bookmarkStart w:id="33" w:name="OfferSlot_24_L3"/>
                           <w:r>
                             <w:t xml:space="preserve">1. By signing at the offer letter, I/We hereby acknowledge and confirm that I/we have been advised by you ({{company.name}}) of the following: </w:t>
                           </w:r>
@@ -1561,7 +1701,7 @@
                           <w:r>
                             <w:t>b) you have the anti-money laundering / counter financing of terrorism (AML/CFT) obligations to among others, conduct customer due diligence on me/us and to keep proper record on my/our identity, the details of transaction involved and other documents as may be required under the Act, including but not limited to a copy of my/our identity card (“Requested Document”).</w:t>
                           </w:r>
-                          <w:bookmarkEnd w:id="28"/>
+                          <w:bookmarkEnd w:id="33"/>
                         </w:p>
                         <w:p>
                           <w:pPr>

--- a/agreements/4. Letter of Offer to Rent.docx
+++ b/agreements/4. Letter of Offer to Rent.docx
@@ -10,8 +10,8 @@
         <w:tblLook w:val="04A0" w:firstRow="1" w:lastRow="0" w:firstColumn="1" w:lastColumn="0" w:noHBand="0" w:noVBand="1"/>
       </w:tblPr>
       <w:tblGrid>
-        <w:gridCol w:w="4760"/>
-        <w:gridCol w:w="4816"/>
+        <w:gridCol w:w="4338"/>
+        <w:gridCol w:w="5238"/>
       </w:tblGrid>
       <w:tr>
         <w:trPr>
@@ -19,7 +19,7 @@
         </w:trPr>
         <w:tc>
           <w:tcPr>
-            <w:tcW w:w="4968" w:type="dxa"/>
+            <w:tcW w:w="4338" w:type="dxa"/>
             <w:tcBorders>
               <w:top w:val="nil"/>
               <w:left w:val="nil"/>
@@ -97,7 +97,7 @@
         </w:tc>
         <w:tc>
           <w:tcPr>
-            <w:tcW w:w="4968" w:type="dxa"/>
+            <w:tcW w:w="5238" w:type="dxa"/>
             <w:tcBorders>
               <w:top w:val="nil"/>
               <w:left w:val="nil"/>
@@ -150,27 +150,7 @@
                 <w:sz w:val="16"/>
                 <w:szCs w:val="14"/>
               </w:rPr>
-              <w:t>{{</w:t>
-            </w:r>
-            <w:proofErr w:type="gramStart"/>
-            <w:r>
-              <w:rPr>
-                <w:rFonts w:ascii="Arial" w:hAnsi="Arial" w:cs="SimSun"/>
-                <w:b/>
-                <w:sz w:val="16"/>
-                <w:szCs w:val="14"/>
-              </w:rPr>
-              <w:t>company.registration</w:t>
-            </w:r>
-            <w:proofErr w:type="gramEnd"/>
-            <w:r>
-              <w:rPr>
-                <w:rFonts w:ascii="Arial" w:hAnsi="Arial" w:cs="SimSun"/>
-                <w:b/>
-                <w:sz w:val="16"/>
-                <w:szCs w:val="14"/>
-              </w:rPr>
-              <w:t>}}</w:t>
+              <w:t>{{company.registration}}</w:t>
             </w:r>
             <w:bookmarkEnd w:id="4"/>
             <w:bookmarkEnd w:id="5"/>
@@ -195,27 +175,7 @@
                 <w:sz w:val="16"/>
                 <w:szCs w:val="16"/>
               </w:rPr>
-              <w:t>{{</w:t>
-            </w:r>
-            <w:proofErr w:type="gramStart"/>
-            <w:r>
-              <w:rPr>
-                <w:rFonts w:cs="SimSun"/>
-                <w:b/>
-                <w:sz w:val="16"/>
-                <w:szCs w:val="16"/>
-              </w:rPr>
-              <w:t>company.address</w:t>
-            </w:r>
-            <w:proofErr w:type="gramEnd"/>
-            <w:r>
-              <w:rPr>
-                <w:rFonts w:cs="SimSun"/>
-                <w:b/>
-                <w:sz w:val="16"/>
-                <w:szCs w:val="16"/>
-              </w:rPr>
-              <w:t>}}</w:t>
+              <w:t>{{company.address}}</w:t>
             </w:r>
             <w:bookmarkEnd w:id="7"/>
             <w:bookmarkEnd w:id="8"/>
@@ -240,27 +200,7 @@
                 <w:sz w:val="16"/>
                 <w:szCs w:val="14"/>
               </w:rPr>
-              <w:t>TEL NO</w:t>
-            </w:r>
-            <w:proofErr w:type="gramStart"/>
-            <w:r>
-              <w:rPr>
-                <w:rFonts w:cs="SimSun"/>
-                <w:b/>
-                <w:sz w:val="16"/>
-                <w:szCs w:val="14"/>
-              </w:rPr>
-              <w:t>.: {{company.phone</w:t>
-            </w:r>
-            <w:proofErr w:type="gramEnd"/>
-            <w:r>
-              <w:rPr>
-                <w:rFonts w:cs="SimSun"/>
-                <w:b/>
-                <w:sz w:val="16"/>
-                <w:szCs w:val="14"/>
-              </w:rPr>
-              <w:t>}}</w:t>
+              <w:t>TEL NO.: {{company.phone}}</w:t>
             </w:r>
             <w:bookmarkEnd w:id="10"/>
             <w:bookmarkEnd w:id="11"/>
@@ -299,21 +239,7 @@
         <w:rPr>
           <w:sz w:val="20"/>
         </w:rPr>
-        <w:t xml:space="preserve">Invoice </w:t>
-      </w:r>
-      <w:proofErr w:type="gramStart"/>
-      <w:r>
-        <w:rPr>
-          <w:sz w:val="20"/>
-        </w:rPr>
-        <w:t>Number: {{</w:t>
-      </w:r>
-      <w:proofErr w:type="gramEnd"/>
-      <w:r>
-        <w:rPr>
-          <w:sz w:val="20"/>
-        </w:rPr>
-        <w:t>reference}}</w:t>
+        <w:t>Invoice Number: {{reference}}</w:t>
       </w:r>
       <w:bookmarkEnd w:id="0"/>
       <w:bookmarkEnd w:id="13"/>
@@ -880,15 +806,7 @@
         </w:rPr>
       </w:pPr>
       <w:r>
-        <w:t xml:space="preserve">(b) the Tenant fails to take possession of the premises within seven (7) days </w:t>
-      </w:r>
-      <w:proofErr w:type="gramStart"/>
-      <w:r>
-        <w:t>from</w:t>
-      </w:r>
-      <w:proofErr w:type="gramEnd"/>
-      <w:r>
-        <w:t xml:space="preserve"> the agreed move-in date; or (c) the Tenant decides not to proceed with the tenancy after confirming the booking. </w:t>
+        <w:t xml:space="preserve">(b) the Tenant fails to take possession of the premises within seven (7) days from the agreed move-in date; or (c) the Tenant decides not to proceed with the tenancy after confirming the booking. </w:t>
       </w:r>
     </w:p>
     <w:p>
@@ -1284,19 +1202,11 @@
               <w:spacing w:after="0" w:line="276" w:lineRule="auto"/>
             </w:pPr>
             <w:bookmarkStart w:id="27" w:name="OfferSlot_19_L1"/>
-            <w:proofErr w:type="gramStart"/>
             <w:r>
               <w:rPr>
                 <w:sz w:val="18"/>
               </w:rPr>
-              <w:t>Name: {{</w:t>
-            </w:r>
-            <w:proofErr w:type="gramEnd"/>
-            <w:r>
-              <w:rPr>
-                <w:sz w:val="18"/>
-              </w:rPr>
-              <w:t>tenant_name}}</w:t>
+              <w:t>Name: {{tenant_name}}</w:t>
             </w:r>
             <w:bookmarkEnd w:id="27"/>
           </w:p>
@@ -1328,21 +1238,7 @@
               <w:rPr>
                 <w:sz w:val="18"/>
               </w:rPr>
-              <w:t>IC/Passport No</w:t>
-            </w:r>
-            <w:proofErr w:type="gramStart"/>
-            <w:r>
-              <w:rPr>
-                <w:sz w:val="18"/>
-              </w:rPr>
-              <w:t>.: {{</w:t>
-            </w:r>
-            <w:proofErr w:type="gramEnd"/>
-            <w:r>
-              <w:rPr>
-                <w:sz w:val="18"/>
-              </w:rPr>
-              <w:t>tenant_id}}</w:t>
+              <w:t>IC/Passport No.: {{tenant_id}}</w:t>
             </w:r>
             <w:bookmarkEnd w:id="28"/>
           </w:p>
@@ -1361,21 +1257,7 @@
               <w:rPr>
                 <w:sz w:val="18"/>
               </w:rPr>
-              <w:t>Registration No</w:t>
-            </w:r>
-            <w:proofErr w:type="gramStart"/>
-            <w:r>
-              <w:rPr>
-                <w:sz w:val="18"/>
-              </w:rPr>
-              <w:t>.: {{company.registration</w:t>
-            </w:r>
-            <w:proofErr w:type="gramEnd"/>
-            <w:r>
-              <w:rPr>
-                <w:sz w:val="18"/>
-              </w:rPr>
-              <w:t>}}</w:t>
+              <w:t>Registration No.: {{company.registration}}</w:t>
             </w:r>
             <w:bookmarkEnd w:id="29"/>
           </w:p>
@@ -1392,19 +1274,11 @@
               <w:spacing w:after="0" w:line="276" w:lineRule="auto"/>
             </w:pPr>
             <w:bookmarkStart w:id="30" w:name="OfferSlot_22_L1"/>
-            <w:proofErr w:type="gramStart"/>
             <w:r>
               <w:rPr>
                 <w:sz w:val="18"/>
               </w:rPr>
-              <w:t>Date: {{</w:t>
-            </w:r>
-            <w:proofErr w:type="gramEnd"/>
-            <w:r>
-              <w:rPr>
-                <w:sz w:val="18"/>
-              </w:rPr>
-              <w:t>agreement_date}}</w:t>
+              <w:t>Date: {{agreement_date}}</w:t>
             </w:r>
             <w:bookmarkEnd w:id="30"/>
           </w:p>
@@ -1419,19 +1293,11 @@
               <w:spacing w:after="0" w:line="276" w:lineRule="auto"/>
             </w:pPr>
             <w:bookmarkStart w:id="31" w:name="OfferSlot_23_L1"/>
-            <w:proofErr w:type="gramStart"/>
             <w:r>
               <w:rPr>
                 <w:sz w:val="18"/>
               </w:rPr>
-              <w:t>Date: {{</w:t>
-            </w:r>
-            <w:proofErr w:type="gramEnd"/>
-            <w:r>
-              <w:rPr>
-                <w:sz w:val="18"/>
-              </w:rPr>
-              <w:t>agreement_date}}</w:t>
+              <w:t>Date: {{agreement_date}}</w:t>
             </w:r>
             <w:bookmarkEnd w:id="31"/>
           </w:p>
